--- a/TOI/TOI_7/Migachev_8.1_3.docx
+++ b/TOI/TOI_7/Migachev_8.1_3.docx
@@ -1,6 +1,6 @@
 
 <file path=word/document.xml><?xml version="1.0" encoding="utf-8"?>
-<w:document xmlns:wpc="http://schemas.microsoft.com/office/word/2010/wordprocessingCanvas" xmlns:cx="http://schemas.microsoft.com/office/drawing/2014/chartex" xmlns:cx1="http://schemas.microsoft.com/office/drawing/2015/9/8/chartex" xmlns:cx2="http://schemas.microsoft.com/office/drawing/2015/10/21/chartex" xmlns:cx3="http://schemas.microsoft.com/office/drawing/2016/5/9/chartex" xmlns:cx4="http://schemas.microsoft.com/office/drawing/2016/5/10/chartex" xmlns:cx5="http://schemas.microsoft.com/office/drawing/2016/5/11/chartex" xmlns:cx6="http://schemas.microsoft.com/office/drawing/2016/5/12/chartex" xmlns:cx7="http://schemas.microsoft.com/office/drawing/2016/5/13/chartex" xmlns:cx8="http://schemas.microsoft.com/office/drawing/2016/5/14/chartex" xmlns:mc="http://schemas.openxmlformats.org/markup-compatibility/2006" xmlns:aink="http://schemas.microsoft.com/office/drawing/2016/ink" xmlns:am3d="http://schemas.microsoft.com/office/drawing/2017/model3d" xmlns:o="urn:schemas-microsoft-com:office:office" xmlns:r="http://schemas.openxmlformats.org/officeDocument/2006/relationships" xmlns:m="http://schemas.openxmlformats.org/officeDocument/2006/math" xmlns:v="urn:schemas-microsoft-com:vml" xmlns:wp14="http://schemas.microsoft.com/office/word/2010/wordprocessingDrawing" xmlns:wp="http://schemas.openxmlformats.org/drawingml/2006/wordprocessingDrawing" xmlns:w10="urn:schemas-microsoft-com:office:word" xmlns:w="http://schemas.openxmlformats.org/wordprocessingml/2006/main" xmlns:w14="http://schemas.microsoft.com/office/word/2010/wordml" xmlns:w15="http://schemas.microsoft.com/office/word/2012/wordml" xmlns:w16cex="http://schemas.microsoft.com/office/word/2018/wordml/cex" xmlns:w16cid="http://schemas.microsoft.com/office/word/2016/wordml/cid" xmlns:w16="http://schemas.microsoft.com/office/word/2018/wordml" xmlns:w16sdtdh="http://schemas.microsoft.com/office/word/2020/wordml/sdtdatahash" xmlns:w16se="http://schemas.microsoft.com/office/word/2015/wordml/symex" xmlns:wpg="http://schemas.microsoft.com/office/word/2010/wordprocessingGroup" xmlns:wpi="http://schemas.microsoft.com/office/word/2010/wordprocessingInk" xmlns:wne="http://schemas.microsoft.com/office/word/2006/wordml" xmlns:wps="http://schemas.microsoft.com/office/word/2010/wordprocessingShape" mc:Ignorable="w14 w15 w16se w16cid w16 w16cex w16sdtdh wp14">
+<w:document xmlns:wpc="http://schemas.microsoft.com/office/word/2010/wordprocessingCanvas" xmlns:cx="http://schemas.microsoft.com/office/drawing/2014/chartex" xmlns:cx1="http://schemas.microsoft.com/office/drawing/2015/9/8/chartex" xmlns:cx2="http://schemas.microsoft.com/office/drawing/2015/10/21/chartex" xmlns:cx3="http://schemas.microsoft.com/office/drawing/2016/5/9/chartex" xmlns:cx4="http://schemas.microsoft.com/office/drawing/2016/5/10/chartex" xmlns:cx5="http://schemas.microsoft.com/office/drawing/2016/5/11/chartex" xmlns:cx6="http://schemas.microsoft.com/office/drawing/2016/5/12/chartex" xmlns:cx7="http://schemas.microsoft.com/office/drawing/2016/5/13/chartex" xmlns:cx8="http://schemas.microsoft.com/office/drawing/2016/5/14/chartex" xmlns:mc="http://schemas.openxmlformats.org/markup-compatibility/2006" xmlns:aink="http://schemas.microsoft.com/office/drawing/2016/ink" xmlns:am3d="http://schemas.microsoft.com/office/drawing/2017/model3d" xmlns:o="urn:schemas-microsoft-com:office:office" xmlns:oel="http://schemas.microsoft.com/office/2019/extlst" xmlns:r="http://schemas.openxmlformats.org/officeDocument/2006/relationships" xmlns:m="http://schemas.openxmlformats.org/officeDocument/2006/math" xmlns:v="urn:schemas-microsoft-com:vml" xmlns:wp14="http://schemas.microsoft.com/office/word/2010/wordprocessingDrawing" xmlns:wp="http://schemas.openxmlformats.org/drawingml/2006/wordprocessingDrawing" xmlns:w10="urn:schemas-microsoft-com:office:word" xmlns:w="http://schemas.openxmlformats.org/wordprocessingml/2006/main" xmlns:w14="http://schemas.microsoft.com/office/word/2010/wordml" xmlns:w15="http://schemas.microsoft.com/office/word/2012/wordml" xmlns:w16cex="http://schemas.microsoft.com/office/word/2018/wordml/cex" xmlns:w16cid="http://schemas.microsoft.com/office/word/2016/wordml/cid" xmlns:w16="http://schemas.microsoft.com/office/word/2018/wordml" xmlns:w16du="http://schemas.microsoft.com/office/word/2023/wordml/word16du" xmlns:w16sdtdh="http://schemas.microsoft.com/office/word/2020/wordml/sdtdatahash" xmlns:w16sdtfl="http://schemas.microsoft.com/office/word/2024/wordml/sdtformatlock" xmlns:w16se="http://schemas.microsoft.com/office/word/2015/wordml/symex" xmlns:wpg="http://schemas.microsoft.com/office/word/2010/wordprocessingGroup" xmlns:wpi="http://schemas.microsoft.com/office/word/2010/wordprocessingInk" xmlns:wne="http://schemas.microsoft.com/office/word/2006/wordml" xmlns:wps="http://schemas.microsoft.com/office/word/2010/wordprocessingShape" mc:Ignorable="w14 w15 w16se w16cid w16 w16cex w16sdtdh w16sdtfl w16du wp14">
   <w:background w:color="FFFFFF"/>
   <w:body>
     <w:p>
@@ -15803,1332 +15803,40 @@
     </w:p>
     <w:p>
       <w:pPr>
-        <w:pStyle w:val="a5"/>
+        <w:pStyle w:val="ab"/>
         <w:numPr>
           <w:ilvl w:val="0"/>
-          <w:numId w:val="5"/>
+          <w:numId w:val="6"/>
         </w:numPr>
-        <w:spacing w:before="100" w:beforeAutospacing="1" w:after="100" w:afterAutospacing="1"/>
         <w:ind w:left="0" w:firstLine="0"/>
         <w:rPr>
           <w:rFonts w:ascii="Arial" w:hAnsi="Arial" w:cs="Arial"/>
-          <w:sz w:val="24"/>
-          <w:szCs w:val="24"/>
-          <w:lang w:val="en-US"/>
         </w:rPr>
       </w:pPr>
       <w:r>
         <w:rPr>
           <w:rFonts w:ascii="Arial" w:hAnsi="Arial" w:cs="Arial"/>
-          <w:sz w:val="24"/>
-          <w:szCs w:val="24"/>
-        </w:rPr>
-        <w:t>Параметр</w:t>
-      </w:r>
-      <w:r>
-        <w:rPr>
-          <w:rFonts w:ascii="Arial" w:hAnsi="Arial" w:cs="Arial"/>
-          <w:sz w:val="24"/>
-          <w:szCs w:val="24"/>
-          <w:lang w:val="en-US"/>
-        </w:rPr>
-        <w:t xml:space="preserve"> </w:t>
-      </w:r>
-      <w:r>
-        <w:rPr>
-          <w:rFonts w:ascii="Arial" w:hAnsi="Arial" w:cs="Arial"/>
-          <w:sz w:val="24"/>
-          <w:szCs w:val="24"/>
-        </w:rPr>
-        <w:t>регуляризации</w:t>
-      </w:r>
-      <w:r>
-        <w:rPr>
-          <w:rFonts w:ascii="Arial" w:hAnsi="Arial" w:cs="Arial"/>
-          <w:sz w:val="24"/>
-          <w:szCs w:val="24"/>
-          <w:lang w:val="en-US"/>
-        </w:rPr>
-        <w:t xml:space="preserve"> C </w:t>
-      </w:r>
-      <w:r>
-        <w:rPr>
-          <w:rFonts w:ascii="Arial" w:hAnsi="Arial" w:cs="Arial"/>
-          <w:sz w:val="24"/>
-          <w:szCs w:val="24"/>
-        </w:rPr>
-        <w:t>определяет</w:t>
-      </w:r>
-      <w:r>
-        <w:rPr>
-          <w:rFonts w:ascii="Arial" w:hAnsi="Arial" w:cs="Arial"/>
-          <w:sz w:val="24"/>
-          <w:szCs w:val="24"/>
-          <w:lang w:val="en-US"/>
-        </w:rPr>
-        <w:t xml:space="preserve"> </w:t>
-      </w:r>
-      <w:r>
-        <w:rPr>
-          <w:rFonts w:ascii="Arial" w:hAnsi="Arial" w:cs="Arial"/>
-          <w:sz w:val="24"/>
-          <w:szCs w:val="24"/>
-        </w:rPr>
-        <w:t>компромисс</w:t>
-      </w:r>
-      <w:r>
-        <w:rPr>
-          <w:rFonts w:ascii="Arial" w:hAnsi="Arial" w:cs="Arial"/>
-          <w:sz w:val="24"/>
-          <w:szCs w:val="24"/>
-          <w:lang w:val="en-US"/>
-        </w:rPr>
-        <w:t xml:space="preserve"> </w:t>
-      </w:r>
-      <w:r>
-        <w:rPr>
-          <w:rFonts w:ascii="Arial" w:hAnsi="Arial" w:cs="Arial"/>
-          <w:sz w:val="24"/>
-          <w:szCs w:val="24"/>
-        </w:rPr>
-        <w:t>между</w:t>
-      </w:r>
-      <w:r>
-        <w:rPr>
-          <w:rFonts w:ascii="Arial" w:hAnsi="Arial" w:cs="Arial"/>
-          <w:sz w:val="24"/>
-          <w:szCs w:val="24"/>
-          <w:lang w:val="en-US"/>
-        </w:rPr>
-        <w:t xml:space="preserve"> </w:t>
-      </w:r>
-      <w:r>
-        <w:rPr>
-          <w:rFonts w:ascii="Arial" w:hAnsi="Arial" w:cs="Arial"/>
-          <w:sz w:val="24"/>
-          <w:szCs w:val="24"/>
-        </w:rPr>
-        <w:t>шириной</w:t>
-      </w:r>
-      <w:r>
-        <w:rPr>
-          <w:rFonts w:ascii="Arial" w:hAnsi="Arial" w:cs="Arial"/>
-          <w:sz w:val="24"/>
-          <w:szCs w:val="24"/>
-          <w:lang w:val="en-US"/>
-        </w:rPr>
-        <w:t xml:space="preserve"> </w:t>
-      </w:r>
-      <w:r>
-        <w:rPr>
-          <w:rFonts w:ascii="Arial" w:hAnsi="Arial" w:cs="Arial"/>
-          <w:sz w:val="24"/>
-          <w:szCs w:val="24"/>
-        </w:rPr>
-        <w:t>разделяющей</w:t>
-      </w:r>
-      <w:r>
-        <w:rPr>
-          <w:rFonts w:ascii="Arial" w:hAnsi="Arial" w:cs="Arial"/>
-          <w:sz w:val="24"/>
-          <w:szCs w:val="24"/>
-          <w:lang w:val="en-US"/>
-        </w:rPr>
-        <w:t xml:space="preserve"> </w:t>
-      </w:r>
-      <w:r>
-        <w:rPr>
-          <w:rFonts w:ascii="Arial" w:hAnsi="Arial" w:cs="Arial"/>
-          <w:sz w:val="24"/>
-          <w:szCs w:val="24"/>
-        </w:rPr>
-        <w:t>полосы</w:t>
-      </w:r>
-      <w:r>
-        <w:rPr>
-          <w:rFonts w:ascii="Arial" w:hAnsi="Arial" w:cs="Arial"/>
-          <w:sz w:val="24"/>
-          <w:szCs w:val="24"/>
-          <w:lang w:val="en-US"/>
-        </w:rPr>
-        <w:t xml:space="preserve"> </w:t>
-      </w:r>
-      <w:r>
-        <w:rPr>
-          <w:rFonts w:ascii="Arial" w:hAnsi="Arial" w:cs="Arial"/>
-          <w:sz w:val="24"/>
-          <w:szCs w:val="24"/>
-        </w:rPr>
-        <w:t>и</w:t>
-      </w:r>
-      <w:r>
-        <w:rPr>
-          <w:rFonts w:ascii="Arial" w:hAnsi="Arial" w:cs="Arial"/>
-          <w:sz w:val="24"/>
-          <w:szCs w:val="24"/>
-          <w:lang w:val="en-US"/>
-        </w:rPr>
-        <w:t xml:space="preserve"> </w:t>
-      </w:r>
-      <w:r>
-        <w:rPr>
-          <w:rFonts w:ascii="Arial" w:hAnsi="Arial" w:cs="Arial"/>
-          <w:sz w:val="24"/>
-          <w:szCs w:val="24"/>
-        </w:rPr>
-        <w:t>количеством</w:t>
-      </w:r>
-      <w:r>
-        <w:rPr>
-          <w:rFonts w:ascii="Arial" w:hAnsi="Arial" w:cs="Arial"/>
-          <w:sz w:val="24"/>
-          <w:szCs w:val="24"/>
-          <w:lang w:val="en-US"/>
-        </w:rPr>
-        <w:t xml:space="preserve"> </w:t>
-      </w:r>
-      <w:r>
-        <w:rPr>
-          <w:rFonts w:ascii="Arial" w:hAnsi="Arial" w:cs="Arial"/>
-          <w:sz w:val="24"/>
-          <w:szCs w:val="24"/>
-        </w:rPr>
-        <w:t>ошибочно</w:t>
-      </w:r>
-      <w:r>
-        <w:rPr>
-          <w:rFonts w:ascii="Arial" w:hAnsi="Arial" w:cs="Arial"/>
-          <w:sz w:val="24"/>
-          <w:szCs w:val="24"/>
-          <w:lang w:val="en-US"/>
-        </w:rPr>
-        <w:t xml:space="preserve"> </w:t>
-      </w:r>
-      <w:r>
-        <w:rPr>
-          <w:rFonts w:ascii="Arial" w:hAnsi="Arial" w:cs="Arial"/>
-          <w:sz w:val="24"/>
-          <w:szCs w:val="24"/>
-        </w:rPr>
-        <w:t>классифицированных</w:t>
-      </w:r>
-      <w:r>
-        <w:rPr>
-          <w:rFonts w:ascii="Arial" w:hAnsi="Arial" w:cs="Arial"/>
-          <w:sz w:val="24"/>
-          <w:szCs w:val="24"/>
-          <w:lang w:val="en-US"/>
-        </w:rPr>
-        <w:t xml:space="preserve"> </w:t>
-      </w:r>
-      <w:r>
-        <w:rPr>
-          <w:rFonts w:ascii="Arial" w:hAnsi="Arial" w:cs="Arial"/>
-          <w:sz w:val="24"/>
-          <w:szCs w:val="24"/>
-        </w:rPr>
-        <w:t>точек</w:t>
-      </w:r>
-      <w:r>
-        <w:rPr>
-          <w:rFonts w:ascii="Arial" w:hAnsi="Arial" w:cs="Arial"/>
-          <w:sz w:val="24"/>
-          <w:szCs w:val="24"/>
-          <w:lang w:val="en-US"/>
-        </w:rPr>
-        <w:t xml:space="preserve">. </w:t>
-      </w:r>
-      <w:r>
-        <w:rPr>
-          <w:rFonts w:ascii="Arial" w:hAnsi="Arial" w:cs="Arial"/>
-          <w:sz w:val="24"/>
-          <w:szCs w:val="24"/>
-        </w:rPr>
-        <w:t>При</w:t>
-      </w:r>
-      <w:r>
-        <w:rPr>
-          <w:rFonts w:ascii="Arial" w:hAnsi="Arial" w:cs="Arial"/>
-          <w:sz w:val="24"/>
-          <w:szCs w:val="24"/>
-          <w:lang w:val="en-US"/>
-        </w:rPr>
-        <w:t xml:space="preserve"> </w:t>
-      </w:r>
-      <w:r>
-        <w:rPr>
-          <w:rFonts w:ascii="Arial" w:hAnsi="Arial" w:cs="Arial"/>
-          <w:sz w:val="24"/>
-          <w:szCs w:val="24"/>
-        </w:rPr>
-        <w:t>большом</w:t>
-      </w:r>
-      <w:r>
-        <w:rPr>
-          <w:rFonts w:ascii="Arial" w:hAnsi="Arial" w:cs="Arial"/>
-          <w:sz w:val="24"/>
-          <w:szCs w:val="24"/>
-          <w:lang w:val="en-US"/>
-        </w:rPr>
-        <w:t xml:space="preserve"> C </w:t>
-      </w:r>
-      <w:r>
-        <w:rPr>
-          <w:rFonts w:ascii="Arial" w:hAnsi="Arial" w:cs="Arial"/>
-          <w:sz w:val="24"/>
-          <w:szCs w:val="24"/>
-        </w:rPr>
-        <w:t>классификатор</w:t>
-      </w:r>
-      <w:r>
-        <w:rPr>
-          <w:rFonts w:ascii="Arial" w:hAnsi="Arial" w:cs="Arial"/>
-          <w:sz w:val="24"/>
-          <w:szCs w:val="24"/>
-          <w:lang w:val="en-US"/>
-        </w:rPr>
-        <w:t xml:space="preserve"> </w:t>
-      </w:r>
-      <w:r>
-        <w:rPr>
-          <w:rFonts w:ascii="Arial" w:hAnsi="Arial" w:cs="Arial"/>
-          <w:sz w:val="24"/>
-          <w:szCs w:val="24"/>
-        </w:rPr>
-        <w:t>старается</w:t>
-      </w:r>
-      <w:r>
-        <w:rPr>
-          <w:rFonts w:ascii="Arial" w:hAnsi="Arial" w:cs="Arial"/>
-          <w:sz w:val="24"/>
-          <w:szCs w:val="24"/>
-          <w:lang w:val="en-US"/>
-        </w:rPr>
-        <w:t xml:space="preserve"> </w:t>
-      </w:r>
-      <w:r>
-        <w:rPr>
-          <w:rFonts w:ascii="Arial" w:hAnsi="Arial" w:cs="Arial"/>
-          <w:sz w:val="24"/>
-          <w:szCs w:val="24"/>
-        </w:rPr>
-        <w:t>правильно</w:t>
-      </w:r>
-      <w:r>
-        <w:rPr>
-          <w:rFonts w:ascii="Arial" w:hAnsi="Arial" w:cs="Arial"/>
-          <w:sz w:val="24"/>
-          <w:szCs w:val="24"/>
-          <w:lang w:val="en-US"/>
-        </w:rPr>
-        <w:t xml:space="preserve"> </w:t>
-      </w:r>
-      <w:r>
-        <w:rPr>
-          <w:rFonts w:ascii="Arial" w:hAnsi="Arial" w:cs="Arial"/>
-          <w:sz w:val="24"/>
-          <w:szCs w:val="24"/>
-        </w:rPr>
-        <w:t>разделить</w:t>
-      </w:r>
-      <w:r>
-        <w:rPr>
-          <w:rFonts w:ascii="Arial" w:hAnsi="Arial" w:cs="Arial"/>
-          <w:sz w:val="24"/>
-          <w:szCs w:val="24"/>
-          <w:lang w:val="en-US"/>
-        </w:rPr>
-        <w:t xml:space="preserve"> </w:t>
-      </w:r>
-      <w:r>
-        <w:rPr>
-          <w:rFonts w:ascii="Arial" w:hAnsi="Arial" w:cs="Arial"/>
-          <w:sz w:val="24"/>
-          <w:szCs w:val="24"/>
-        </w:rPr>
-        <w:t>все</w:t>
-      </w:r>
-      <w:r>
-        <w:rPr>
-          <w:rFonts w:ascii="Arial" w:hAnsi="Arial" w:cs="Arial"/>
-          <w:sz w:val="24"/>
-          <w:szCs w:val="24"/>
-          <w:lang w:val="en-US"/>
-        </w:rPr>
-        <w:t xml:space="preserve"> </w:t>
-      </w:r>
-      <w:r>
-        <w:rPr>
-          <w:rFonts w:ascii="Arial" w:hAnsi="Arial" w:cs="Arial"/>
-          <w:sz w:val="24"/>
-          <w:szCs w:val="24"/>
-        </w:rPr>
-        <w:t>точки</w:t>
-      </w:r>
-      <w:r>
-        <w:rPr>
-          <w:rFonts w:ascii="Arial" w:hAnsi="Arial" w:cs="Arial"/>
-          <w:sz w:val="24"/>
-          <w:szCs w:val="24"/>
-          <w:lang w:val="en-US"/>
-        </w:rPr>
-        <w:t xml:space="preserve">, </w:t>
-      </w:r>
-      <w:r>
-        <w:rPr>
-          <w:rFonts w:ascii="Arial" w:hAnsi="Arial" w:cs="Arial"/>
-          <w:sz w:val="24"/>
-          <w:szCs w:val="24"/>
-        </w:rPr>
-        <w:t>даже</w:t>
-      </w:r>
-      <w:r>
-        <w:rPr>
-          <w:rFonts w:ascii="Arial" w:hAnsi="Arial" w:cs="Arial"/>
-          <w:sz w:val="24"/>
-          <w:szCs w:val="24"/>
-          <w:lang w:val="en-US"/>
-        </w:rPr>
-        <w:t xml:space="preserve"> </w:t>
-      </w:r>
-      <w:r>
-        <w:rPr>
-          <w:rFonts w:ascii="Arial" w:hAnsi="Arial" w:cs="Arial"/>
-          <w:sz w:val="24"/>
-          <w:szCs w:val="24"/>
-        </w:rPr>
-        <w:t>если</w:t>
-      </w:r>
-      <w:r>
-        <w:rPr>
-          <w:rFonts w:ascii="Arial" w:hAnsi="Arial" w:cs="Arial"/>
-          <w:sz w:val="24"/>
-          <w:szCs w:val="24"/>
-          <w:lang w:val="en-US"/>
-        </w:rPr>
-        <w:t xml:space="preserve"> </w:t>
-      </w:r>
-      <w:r>
-        <w:rPr>
-          <w:rFonts w:ascii="Arial" w:hAnsi="Arial" w:cs="Arial"/>
-          <w:sz w:val="24"/>
-          <w:szCs w:val="24"/>
-        </w:rPr>
-        <w:t>граница</w:t>
-      </w:r>
-      <w:r>
-        <w:rPr>
-          <w:rFonts w:ascii="Arial" w:hAnsi="Arial" w:cs="Arial"/>
-          <w:sz w:val="24"/>
-          <w:szCs w:val="24"/>
-          <w:lang w:val="en-US"/>
-        </w:rPr>
-        <w:t xml:space="preserve"> </w:t>
-      </w:r>
-      <w:r>
-        <w:rPr>
-          <w:rFonts w:ascii="Arial" w:hAnsi="Arial" w:cs="Arial"/>
-          <w:sz w:val="24"/>
-          <w:szCs w:val="24"/>
-        </w:rPr>
-        <w:t>получается</w:t>
-      </w:r>
-      <w:r>
-        <w:rPr>
-          <w:rFonts w:ascii="Arial" w:hAnsi="Arial" w:cs="Arial"/>
-          <w:sz w:val="24"/>
-          <w:szCs w:val="24"/>
-          <w:lang w:val="en-US"/>
-        </w:rPr>
-        <w:t xml:space="preserve"> </w:t>
-      </w:r>
-      <w:r>
-        <w:rPr>
-          <w:rFonts w:ascii="Arial" w:hAnsi="Arial" w:cs="Arial"/>
-          <w:sz w:val="24"/>
-          <w:szCs w:val="24"/>
-        </w:rPr>
-        <w:t>узкой</w:t>
-      </w:r>
-      <w:r>
-        <w:rPr>
-          <w:rFonts w:ascii="Arial" w:hAnsi="Arial" w:cs="Arial"/>
-          <w:sz w:val="24"/>
-          <w:szCs w:val="24"/>
-          <w:lang w:val="en-US"/>
-        </w:rPr>
-        <w:t xml:space="preserve"> </w:t>
-      </w:r>
-      <w:r>
-        <w:rPr>
-          <w:rFonts w:ascii="Arial" w:hAnsi="Arial" w:cs="Arial"/>
-          <w:sz w:val="24"/>
-          <w:szCs w:val="24"/>
-        </w:rPr>
-        <w:t>и</w:t>
-      </w:r>
-      <w:r>
-        <w:rPr>
-          <w:rFonts w:ascii="Arial" w:hAnsi="Arial" w:cs="Arial"/>
-          <w:sz w:val="24"/>
-          <w:szCs w:val="24"/>
-          <w:lang w:val="en-US"/>
-        </w:rPr>
-        <w:t xml:space="preserve"> </w:t>
-      </w:r>
-      <w:r>
-        <w:rPr>
-          <w:rFonts w:ascii="Arial" w:hAnsi="Arial" w:cs="Arial"/>
-          <w:sz w:val="24"/>
-          <w:szCs w:val="24"/>
-        </w:rPr>
-        <w:t>модель</w:t>
-      </w:r>
-      <w:r>
-        <w:rPr>
-          <w:rFonts w:ascii="Arial" w:hAnsi="Arial" w:cs="Arial"/>
-          <w:sz w:val="24"/>
-          <w:szCs w:val="24"/>
-          <w:lang w:val="en-US"/>
-        </w:rPr>
-        <w:t xml:space="preserve"> </w:t>
-      </w:r>
-      <w:r>
-        <w:rPr>
-          <w:rFonts w:ascii="Arial" w:hAnsi="Arial" w:cs="Arial"/>
-          <w:sz w:val="24"/>
-          <w:szCs w:val="24"/>
-        </w:rPr>
-        <w:t>может</w:t>
-      </w:r>
-      <w:r>
-        <w:rPr>
-          <w:rFonts w:ascii="Arial" w:hAnsi="Arial" w:cs="Arial"/>
-          <w:sz w:val="24"/>
-          <w:szCs w:val="24"/>
-          <w:lang w:val="en-US"/>
-        </w:rPr>
-        <w:t xml:space="preserve"> </w:t>
-      </w:r>
-      <w:r>
-        <w:rPr>
-          <w:rFonts w:ascii="Arial" w:hAnsi="Arial" w:cs="Arial"/>
-          <w:sz w:val="24"/>
-          <w:szCs w:val="24"/>
-        </w:rPr>
-        <w:t>переобучиться</w:t>
-      </w:r>
-      <w:r>
-        <w:rPr>
-          <w:rFonts w:ascii="Arial" w:hAnsi="Arial" w:cs="Arial"/>
-          <w:sz w:val="24"/>
-          <w:szCs w:val="24"/>
-          <w:lang w:val="en-US"/>
-        </w:rPr>
-        <w:t xml:space="preserve">. </w:t>
-      </w:r>
-      <w:r>
-        <w:rPr>
-          <w:rFonts w:ascii="Arial" w:hAnsi="Arial" w:cs="Arial"/>
-          <w:sz w:val="24"/>
-          <w:szCs w:val="24"/>
-        </w:rPr>
-        <w:t>При</w:t>
-      </w:r>
-      <w:r>
-        <w:rPr>
-          <w:rFonts w:ascii="Arial" w:hAnsi="Arial" w:cs="Arial"/>
-          <w:sz w:val="24"/>
-          <w:szCs w:val="24"/>
-          <w:lang w:val="en-US"/>
-        </w:rPr>
-        <w:t xml:space="preserve"> </w:t>
-      </w:r>
-      <w:r>
-        <w:rPr>
-          <w:rFonts w:ascii="Arial" w:hAnsi="Arial" w:cs="Arial"/>
-          <w:sz w:val="24"/>
-          <w:szCs w:val="24"/>
-        </w:rPr>
-        <w:t>малом</w:t>
-      </w:r>
-      <w:r>
-        <w:rPr>
-          <w:rFonts w:ascii="Arial" w:hAnsi="Arial" w:cs="Arial"/>
-          <w:sz w:val="24"/>
-          <w:szCs w:val="24"/>
-          <w:lang w:val="en-US"/>
-        </w:rPr>
-        <w:t xml:space="preserve"> C </w:t>
-      </w:r>
-      <w:r>
-        <w:rPr>
-          <w:rFonts w:ascii="Arial" w:hAnsi="Arial" w:cs="Arial"/>
-          <w:sz w:val="24"/>
-          <w:szCs w:val="24"/>
-        </w:rPr>
-        <w:t>допускаются</w:t>
-      </w:r>
-      <w:r>
-        <w:rPr>
-          <w:rFonts w:ascii="Arial" w:hAnsi="Arial" w:cs="Arial"/>
-          <w:sz w:val="24"/>
-          <w:szCs w:val="24"/>
-          <w:lang w:val="en-US"/>
-        </w:rPr>
-        <w:t xml:space="preserve"> </w:t>
-      </w:r>
-      <w:r>
-        <w:rPr>
-          <w:rFonts w:ascii="Arial" w:hAnsi="Arial" w:cs="Arial"/>
-          <w:sz w:val="24"/>
-          <w:szCs w:val="24"/>
-        </w:rPr>
-        <w:t>ошибки</w:t>
-      </w:r>
-      <w:r>
-        <w:rPr>
-          <w:rFonts w:ascii="Arial" w:hAnsi="Arial" w:cs="Arial"/>
-          <w:sz w:val="24"/>
-          <w:szCs w:val="24"/>
-          <w:lang w:val="en-US"/>
-        </w:rPr>
-        <w:t xml:space="preserve"> </w:t>
-      </w:r>
-      <w:r>
-        <w:rPr>
-          <w:rFonts w:ascii="Arial" w:hAnsi="Arial" w:cs="Arial"/>
-          <w:sz w:val="24"/>
-          <w:szCs w:val="24"/>
-        </w:rPr>
-        <w:t>на</w:t>
-      </w:r>
-      <w:r>
-        <w:rPr>
-          <w:rFonts w:ascii="Arial" w:hAnsi="Arial" w:cs="Arial"/>
-          <w:sz w:val="24"/>
-          <w:szCs w:val="24"/>
-          <w:lang w:val="en-US"/>
-        </w:rPr>
-        <w:t xml:space="preserve"> </w:t>
-      </w:r>
-      <w:r>
-        <w:rPr>
-          <w:rFonts w:ascii="Arial" w:hAnsi="Arial" w:cs="Arial"/>
-          <w:sz w:val="24"/>
-          <w:szCs w:val="24"/>
-        </w:rPr>
-        <w:t>обучающей</w:t>
-      </w:r>
-      <w:r>
-        <w:rPr>
-          <w:rFonts w:ascii="Arial" w:hAnsi="Arial" w:cs="Arial"/>
-          <w:sz w:val="24"/>
-          <w:szCs w:val="24"/>
-          <w:lang w:val="en-US"/>
-        </w:rPr>
-        <w:t xml:space="preserve"> </w:t>
-      </w:r>
-      <w:r>
-        <w:rPr>
-          <w:rFonts w:ascii="Arial" w:hAnsi="Arial" w:cs="Arial"/>
-          <w:sz w:val="24"/>
-          <w:szCs w:val="24"/>
-        </w:rPr>
-        <w:t>выборке</w:t>
-      </w:r>
-      <w:r>
-        <w:rPr>
-          <w:rFonts w:ascii="Arial" w:hAnsi="Arial" w:cs="Arial"/>
-          <w:sz w:val="24"/>
-          <w:szCs w:val="24"/>
-          <w:lang w:val="en-US"/>
-        </w:rPr>
-        <w:t xml:space="preserve">, </w:t>
-      </w:r>
-      <w:r>
-        <w:rPr>
-          <w:rFonts w:ascii="Arial" w:hAnsi="Arial" w:cs="Arial"/>
-          <w:sz w:val="24"/>
-          <w:szCs w:val="24"/>
-        </w:rPr>
-        <w:t>но</w:t>
-      </w:r>
-      <w:r>
-        <w:rPr>
-          <w:rFonts w:ascii="Arial" w:hAnsi="Arial" w:cs="Arial"/>
-          <w:sz w:val="24"/>
-          <w:szCs w:val="24"/>
-          <w:lang w:val="en-US"/>
-        </w:rPr>
-        <w:t xml:space="preserve"> </w:t>
-      </w:r>
-      <w:r>
-        <w:rPr>
-          <w:rFonts w:ascii="Arial" w:hAnsi="Arial" w:cs="Arial"/>
-          <w:sz w:val="24"/>
-          <w:szCs w:val="24"/>
-        </w:rPr>
-        <w:t>разделяющая</w:t>
-      </w:r>
-      <w:r>
-        <w:rPr>
-          <w:rFonts w:ascii="Arial" w:hAnsi="Arial" w:cs="Arial"/>
-          <w:sz w:val="24"/>
-          <w:szCs w:val="24"/>
-          <w:lang w:val="en-US"/>
-        </w:rPr>
-        <w:t xml:space="preserve"> </w:t>
-      </w:r>
-      <w:r>
-        <w:rPr>
-          <w:rFonts w:ascii="Arial" w:hAnsi="Arial" w:cs="Arial"/>
-          <w:sz w:val="24"/>
-          <w:szCs w:val="24"/>
-        </w:rPr>
-        <w:t>граница</w:t>
-      </w:r>
-      <w:r>
-        <w:rPr>
-          <w:rFonts w:ascii="Arial" w:hAnsi="Arial" w:cs="Arial"/>
-          <w:sz w:val="24"/>
-          <w:szCs w:val="24"/>
-          <w:lang w:val="en-US"/>
-        </w:rPr>
-        <w:t xml:space="preserve"> </w:t>
-      </w:r>
-      <w:r>
-        <w:rPr>
-          <w:rFonts w:ascii="Arial" w:hAnsi="Arial" w:cs="Arial"/>
-          <w:sz w:val="24"/>
-          <w:szCs w:val="24"/>
-        </w:rPr>
-        <w:t>становится</w:t>
-      </w:r>
-      <w:r>
-        <w:rPr>
-          <w:rFonts w:ascii="Arial" w:hAnsi="Arial" w:cs="Arial"/>
-          <w:sz w:val="24"/>
-          <w:szCs w:val="24"/>
-          <w:lang w:val="en-US"/>
-        </w:rPr>
-        <w:t xml:space="preserve"> </w:t>
-      </w:r>
-      <w:r>
-        <w:rPr>
-          <w:rFonts w:ascii="Arial" w:hAnsi="Arial" w:cs="Arial"/>
-          <w:sz w:val="24"/>
-          <w:szCs w:val="24"/>
-        </w:rPr>
-        <w:t>шире</w:t>
-      </w:r>
-      <w:r>
-        <w:rPr>
-          <w:rFonts w:ascii="Arial" w:hAnsi="Arial" w:cs="Arial"/>
-          <w:sz w:val="24"/>
-          <w:szCs w:val="24"/>
-          <w:lang w:val="en-US"/>
-        </w:rPr>
-        <w:t xml:space="preserve">, </w:t>
-      </w:r>
-      <w:r>
-        <w:rPr>
-          <w:rFonts w:ascii="Arial" w:hAnsi="Arial" w:cs="Arial"/>
-          <w:sz w:val="24"/>
-          <w:szCs w:val="24"/>
-        </w:rPr>
-        <w:t>и</w:t>
-      </w:r>
-      <w:r>
-        <w:rPr>
-          <w:rFonts w:ascii="Arial" w:hAnsi="Arial" w:cs="Arial"/>
-          <w:sz w:val="24"/>
-          <w:szCs w:val="24"/>
-          <w:lang w:val="en-US"/>
-        </w:rPr>
-        <w:t xml:space="preserve"> </w:t>
-      </w:r>
-      <w:r>
-        <w:rPr>
-          <w:rFonts w:ascii="Arial" w:hAnsi="Arial" w:cs="Arial"/>
-          <w:sz w:val="24"/>
-          <w:szCs w:val="24"/>
-        </w:rPr>
-        <w:t>модель</w:t>
-      </w:r>
-      <w:r>
-        <w:rPr>
-          <w:rFonts w:ascii="Arial" w:hAnsi="Arial" w:cs="Arial"/>
-          <w:sz w:val="24"/>
-          <w:szCs w:val="24"/>
-          <w:lang w:val="en-US"/>
-        </w:rPr>
-        <w:t xml:space="preserve"> </w:t>
-      </w:r>
-      <w:r>
-        <w:rPr>
-          <w:rFonts w:ascii="Arial" w:hAnsi="Arial" w:cs="Arial"/>
-          <w:sz w:val="24"/>
-          <w:szCs w:val="24"/>
-        </w:rPr>
-        <w:t>становится</w:t>
-      </w:r>
-      <w:r>
-        <w:rPr>
-          <w:rFonts w:ascii="Arial" w:hAnsi="Arial" w:cs="Arial"/>
-          <w:sz w:val="24"/>
-          <w:szCs w:val="24"/>
-          <w:lang w:val="en-US"/>
-        </w:rPr>
-        <w:t xml:space="preserve"> </w:t>
-      </w:r>
-      <w:r>
-        <w:rPr>
-          <w:rFonts w:ascii="Arial" w:hAnsi="Arial" w:cs="Arial"/>
-          <w:sz w:val="24"/>
-          <w:szCs w:val="24"/>
-        </w:rPr>
-        <w:t>более</w:t>
-      </w:r>
-      <w:r>
-        <w:rPr>
-          <w:rFonts w:ascii="Arial" w:hAnsi="Arial" w:cs="Arial"/>
-          <w:sz w:val="24"/>
-          <w:szCs w:val="24"/>
-          <w:lang w:val="en-US"/>
-        </w:rPr>
-        <w:t xml:space="preserve"> </w:t>
-      </w:r>
-      <w:r>
-        <w:rPr>
-          <w:rFonts w:ascii="Arial" w:hAnsi="Arial" w:cs="Arial"/>
-          <w:sz w:val="24"/>
-          <w:szCs w:val="24"/>
-        </w:rPr>
-        <w:t>устойчивой</w:t>
-      </w:r>
-      <w:r>
-        <w:rPr>
-          <w:rFonts w:ascii="Arial" w:hAnsi="Arial" w:cs="Arial"/>
-          <w:sz w:val="24"/>
-          <w:szCs w:val="24"/>
-          <w:lang w:val="en-US"/>
-        </w:rPr>
-        <w:t xml:space="preserve"> </w:t>
-      </w:r>
-      <w:r>
-        <w:rPr>
-          <w:rFonts w:ascii="Arial" w:hAnsi="Arial" w:cs="Arial"/>
-          <w:sz w:val="24"/>
-          <w:szCs w:val="24"/>
-        </w:rPr>
-        <w:t>к</w:t>
-      </w:r>
-      <w:r>
-        <w:rPr>
-          <w:rFonts w:ascii="Arial" w:hAnsi="Arial" w:cs="Arial"/>
-          <w:sz w:val="24"/>
-          <w:szCs w:val="24"/>
-          <w:lang w:val="en-US"/>
-        </w:rPr>
-        <w:t xml:space="preserve"> </w:t>
-      </w:r>
-      <w:r>
-        <w:rPr>
-          <w:rFonts w:ascii="Arial" w:hAnsi="Arial" w:cs="Arial"/>
-          <w:sz w:val="24"/>
-          <w:szCs w:val="24"/>
-        </w:rPr>
-        <w:t>шуму</w:t>
-      </w:r>
-      <w:r>
-        <w:rPr>
-          <w:rFonts w:ascii="Arial" w:hAnsi="Arial" w:cs="Arial"/>
-          <w:sz w:val="24"/>
-          <w:szCs w:val="24"/>
-          <w:lang w:val="en-US"/>
-        </w:rPr>
-        <w:t xml:space="preserve">. </w:t>
-      </w:r>
-      <w:r>
-        <w:rPr>
-          <w:rFonts w:ascii="Arial" w:hAnsi="Arial" w:cs="Arial"/>
-          <w:sz w:val="24"/>
-          <w:szCs w:val="24"/>
-        </w:rPr>
-        <w:t>В</w:t>
-      </w:r>
-      <w:r>
-        <w:rPr>
-          <w:rFonts w:ascii="Arial" w:hAnsi="Arial" w:cs="Arial"/>
-          <w:sz w:val="24"/>
-          <w:szCs w:val="24"/>
-          <w:lang w:val="en-US"/>
-        </w:rPr>
-        <w:t xml:space="preserve"> </w:t>
-      </w:r>
-      <w:r>
-        <w:rPr>
-          <w:rFonts w:ascii="Arial" w:hAnsi="Arial" w:cs="Arial"/>
-          <w:sz w:val="24"/>
-          <w:szCs w:val="24"/>
-        </w:rPr>
-        <w:t>нашей</w:t>
-      </w:r>
-      <w:r>
-        <w:rPr>
-          <w:rFonts w:ascii="Arial" w:hAnsi="Arial" w:cs="Arial"/>
-          <w:sz w:val="24"/>
-          <w:szCs w:val="24"/>
-          <w:lang w:val="en-US"/>
-        </w:rPr>
-        <w:t xml:space="preserve"> </w:t>
-      </w:r>
-      <w:r>
-        <w:rPr>
-          <w:rFonts w:ascii="Arial" w:hAnsi="Arial" w:cs="Arial"/>
-          <w:sz w:val="24"/>
-          <w:szCs w:val="24"/>
-        </w:rPr>
-        <w:t>работе</w:t>
-      </w:r>
-      <w:r>
-        <w:rPr>
-          <w:rFonts w:ascii="Arial" w:hAnsi="Arial" w:cs="Arial"/>
-          <w:sz w:val="24"/>
-          <w:szCs w:val="24"/>
-          <w:lang w:val="en-US"/>
-        </w:rPr>
-        <w:t xml:space="preserve"> </w:t>
-      </w:r>
-      <w:r>
-        <w:rPr>
-          <w:rFonts w:ascii="Arial" w:hAnsi="Arial" w:cs="Arial"/>
-          <w:sz w:val="24"/>
-          <w:szCs w:val="24"/>
-        </w:rPr>
-        <w:t>значение</w:t>
-      </w:r>
-      <w:r>
-        <w:rPr>
-          <w:rFonts w:ascii="Arial" w:hAnsi="Arial" w:cs="Arial"/>
-          <w:sz w:val="24"/>
-          <w:szCs w:val="24"/>
-          <w:lang w:val="en-US"/>
-        </w:rPr>
-        <w:t xml:space="preserve"> </w:t>
-      </w:r>
-      <w:r>
-        <w:rPr>
-          <w:rFonts w:ascii="Arial" w:hAnsi="Arial" w:cs="Arial"/>
-          <w:sz w:val="24"/>
-          <w:szCs w:val="24"/>
-          <w:lang w:val="en-US"/>
-        </w:rPr>
-        <w:t xml:space="preserve">  </w:t>
-      </w:r>
-      <w:r>
-        <w:rPr>
-          <w:rFonts w:ascii="Arial" w:hAnsi="Arial" w:cs="Arial"/>
-          <w:sz w:val="24"/>
-          <w:szCs w:val="24"/>
-          <w:lang w:val="en-US"/>
-        </w:rPr>
-        <w:t xml:space="preserve">C = 1 </w:t>
-      </w:r>
-      <w:r>
-        <w:rPr>
-          <w:rFonts w:ascii="Arial" w:hAnsi="Arial" w:cs="Arial"/>
-          <w:sz w:val="24"/>
-          <w:szCs w:val="24"/>
-        </w:rPr>
-        <w:t>обеспечило</w:t>
-      </w:r>
-      <w:r>
-        <w:rPr>
-          <w:rFonts w:ascii="Arial" w:hAnsi="Arial" w:cs="Arial"/>
-          <w:sz w:val="24"/>
-          <w:szCs w:val="24"/>
-          <w:lang w:val="en-US"/>
-        </w:rPr>
-        <w:t xml:space="preserve"> </w:t>
-      </w:r>
-      <w:r>
-        <w:rPr>
-          <w:rFonts w:ascii="Arial" w:hAnsi="Arial" w:cs="Arial"/>
-          <w:sz w:val="24"/>
-          <w:szCs w:val="24"/>
-        </w:rPr>
-        <w:t>оптимальное</w:t>
-      </w:r>
-      <w:r>
-        <w:rPr>
-          <w:rFonts w:ascii="Arial" w:hAnsi="Arial" w:cs="Arial"/>
-          <w:sz w:val="24"/>
-          <w:szCs w:val="24"/>
-          <w:lang w:val="en-US"/>
-        </w:rPr>
-        <w:t xml:space="preserve"> </w:t>
-      </w:r>
-      <w:r>
-        <w:rPr>
-          <w:rFonts w:ascii="Arial" w:hAnsi="Arial" w:cs="Arial"/>
-          <w:sz w:val="24"/>
-          <w:szCs w:val="24"/>
-        </w:rPr>
-        <w:t>качество</w:t>
-      </w:r>
-      <w:r>
-        <w:rPr>
-          <w:rFonts w:ascii="Arial" w:hAnsi="Arial" w:cs="Arial"/>
-          <w:sz w:val="24"/>
-          <w:szCs w:val="24"/>
-          <w:lang w:val="en-US"/>
-        </w:rPr>
-        <w:t xml:space="preserve"> </w:t>
-      </w:r>
-      <w:r>
-        <w:rPr>
-          <w:rFonts w:ascii="Arial" w:hAnsi="Arial" w:cs="Arial"/>
-          <w:sz w:val="24"/>
-          <w:szCs w:val="24"/>
-        </w:rPr>
-        <w:t>как</w:t>
-      </w:r>
-      <w:r>
-        <w:rPr>
-          <w:rFonts w:ascii="Arial" w:hAnsi="Arial" w:cs="Arial"/>
-          <w:sz w:val="24"/>
-          <w:szCs w:val="24"/>
-          <w:lang w:val="en-US"/>
-        </w:rPr>
-        <w:t xml:space="preserve"> </w:t>
-      </w:r>
-      <w:r>
-        <w:rPr>
-          <w:rFonts w:ascii="Arial" w:hAnsi="Arial" w:cs="Arial"/>
-          <w:sz w:val="24"/>
-          <w:szCs w:val="24"/>
-        </w:rPr>
-        <w:t>при</w:t>
-      </w:r>
-      <w:r>
-        <w:rPr>
-          <w:rFonts w:ascii="Arial" w:hAnsi="Arial" w:cs="Arial"/>
-          <w:sz w:val="24"/>
-          <w:szCs w:val="24"/>
-          <w:lang w:val="en-US"/>
-        </w:rPr>
-        <w:t xml:space="preserve"> </w:t>
-      </w:r>
-      <w:r>
-        <w:rPr>
-          <w:rFonts w:ascii="Arial" w:hAnsi="Arial" w:cs="Arial"/>
-          <w:sz w:val="24"/>
-          <w:szCs w:val="24"/>
-        </w:rPr>
-        <w:t>линейно</w:t>
-      </w:r>
-      <w:r>
-        <w:rPr>
-          <w:rFonts w:ascii="Arial" w:hAnsi="Arial" w:cs="Arial"/>
-          <w:sz w:val="24"/>
-          <w:szCs w:val="24"/>
-          <w:lang w:val="en-US"/>
-        </w:rPr>
-        <w:t xml:space="preserve"> </w:t>
-      </w:r>
-      <w:r>
-        <w:rPr>
-          <w:rFonts w:ascii="Arial" w:hAnsi="Arial" w:cs="Arial"/>
-          <w:sz w:val="24"/>
-          <w:szCs w:val="24"/>
-        </w:rPr>
-        <w:t>разделимых</w:t>
-      </w:r>
-      <w:r>
-        <w:rPr>
-          <w:rFonts w:ascii="Arial" w:hAnsi="Arial" w:cs="Arial"/>
-          <w:sz w:val="24"/>
-          <w:szCs w:val="24"/>
-          <w:lang w:val="en-US"/>
-        </w:rPr>
-        <w:t xml:space="preserve">, </w:t>
-      </w:r>
-      <w:r>
-        <w:rPr>
-          <w:rFonts w:ascii="Arial" w:hAnsi="Arial" w:cs="Arial"/>
-          <w:sz w:val="24"/>
-          <w:szCs w:val="24"/>
-        </w:rPr>
-        <w:t>так</w:t>
-      </w:r>
-      <w:r>
-        <w:rPr>
-          <w:rFonts w:ascii="Arial" w:hAnsi="Arial" w:cs="Arial"/>
-          <w:sz w:val="24"/>
-          <w:szCs w:val="24"/>
-          <w:lang w:val="en-US"/>
-        </w:rPr>
-        <w:t xml:space="preserve"> </w:t>
-      </w:r>
-      <w:r>
-        <w:rPr>
-          <w:rFonts w:ascii="Arial" w:hAnsi="Arial" w:cs="Arial"/>
-          <w:sz w:val="24"/>
-          <w:szCs w:val="24"/>
-        </w:rPr>
-        <w:t>и</w:t>
-      </w:r>
-      <w:r>
-        <w:rPr>
-          <w:rFonts w:ascii="Arial" w:hAnsi="Arial" w:cs="Arial"/>
-          <w:sz w:val="24"/>
-          <w:szCs w:val="24"/>
-          <w:lang w:val="en-US"/>
-        </w:rPr>
-        <w:t xml:space="preserve"> </w:t>
-      </w:r>
-      <w:r>
-        <w:rPr>
-          <w:rFonts w:ascii="Arial" w:hAnsi="Arial" w:cs="Arial"/>
-          <w:sz w:val="24"/>
-          <w:szCs w:val="24"/>
-        </w:rPr>
-        <w:t>при</w:t>
-      </w:r>
-      <w:r>
-        <w:rPr>
-          <w:rFonts w:ascii="Arial" w:hAnsi="Arial" w:cs="Arial"/>
-          <w:sz w:val="24"/>
-          <w:szCs w:val="24"/>
-          <w:lang w:val="en-US"/>
-        </w:rPr>
-        <w:t xml:space="preserve"> </w:t>
-      </w:r>
-      <w:r>
-        <w:rPr>
-          <w:rFonts w:ascii="Arial" w:hAnsi="Arial" w:cs="Arial"/>
-          <w:sz w:val="24"/>
-          <w:szCs w:val="24"/>
-        </w:rPr>
-        <w:t>частично</w:t>
-      </w:r>
-      <w:r>
-        <w:rPr>
-          <w:rFonts w:ascii="Arial" w:hAnsi="Arial" w:cs="Arial"/>
-          <w:sz w:val="24"/>
-          <w:szCs w:val="24"/>
-          <w:lang w:val="en-US"/>
-        </w:rPr>
-        <w:t xml:space="preserve"> </w:t>
-      </w:r>
-      <w:r>
-        <w:rPr>
-          <w:rFonts w:ascii="Arial" w:hAnsi="Arial" w:cs="Arial"/>
-          <w:sz w:val="24"/>
-          <w:szCs w:val="24"/>
-        </w:rPr>
-        <w:t>пересекающихся</w:t>
-      </w:r>
-      <w:r>
-        <w:rPr>
-          <w:rFonts w:ascii="Arial" w:hAnsi="Arial" w:cs="Arial"/>
-          <w:sz w:val="24"/>
-          <w:szCs w:val="24"/>
-          <w:lang w:val="en-US"/>
-        </w:rPr>
-        <w:t xml:space="preserve"> </w:t>
-      </w:r>
-      <w:r>
-        <w:rPr>
-          <w:rFonts w:ascii="Arial" w:hAnsi="Arial" w:cs="Arial"/>
-          <w:sz w:val="24"/>
-          <w:szCs w:val="24"/>
-        </w:rPr>
-        <w:t>выборках</w:t>
-      </w:r>
-      <w:r>
-        <w:rPr>
-          <w:rFonts w:ascii="Arial" w:hAnsi="Arial" w:cs="Arial"/>
-          <w:sz w:val="24"/>
-          <w:szCs w:val="24"/>
-          <w:lang w:val="en-US"/>
-        </w:rPr>
-        <w:t>.</w:t>
+        </w:rPr>
+        <w:t>Параметр C регулирует баланс между шириной разделяющей границы и количеством ошибок. Если C большое, модель старается точно разделить все точки, но может переобучиться. Если C маленькое, допускаются ошибки, зато граница получается шире и устойчивее к шуму. В нашей работе значение C = 1 дало хорошие результаты как для линейно разделимых, так и для пересекающихся выборок.</w:t>
       </w:r>
     </w:p>
     <w:p>
       <w:pPr>
-        <w:pStyle w:val="a5"/>
-        <w:spacing w:before="100" w:beforeAutospacing="1" w:after="100" w:afterAutospacing="1"/>
-        <w:ind w:left="0"/>
-        <w:rPr>
-          <w:rFonts w:ascii="Arial" w:hAnsi="Arial" w:cs="Arial"/>
-          <w:sz w:val="24"/>
-          <w:szCs w:val="24"/>
-          <w:lang w:val="en-US"/>
-        </w:rPr>
-      </w:pPr>
-    </w:p>
-    <w:p>
-      <w:pPr>
-        <w:pStyle w:val="a5"/>
+        <w:pStyle w:val="ab"/>
         <w:numPr>
           <w:ilvl w:val="0"/>
-          <w:numId w:val="5"/>
+          <w:numId w:val="6"/>
         </w:numPr>
-        <w:spacing w:before="100" w:beforeAutospacing="1" w:after="100" w:afterAutospacing="1"/>
         <w:ind w:left="0" w:firstLine="0"/>
         <w:rPr>
           <w:rFonts w:ascii="Arial" w:hAnsi="Arial" w:cs="Arial"/>
-          <w:sz w:val="24"/>
-          <w:szCs w:val="24"/>
         </w:rPr>
       </w:pPr>
       <w:r>
         <w:rPr>
           <w:rFonts w:ascii="Arial" w:hAnsi="Arial" w:cs="Arial"/>
-          <w:sz w:val="24"/>
-          <w:szCs w:val="24"/>
-        </w:rPr>
-        <w:t>Вид</w:t>
-      </w:r>
-      <w:r>
-        <w:rPr>
-          <w:rFonts w:ascii="Arial" w:hAnsi="Arial" w:cs="Arial"/>
-          <w:sz w:val="24"/>
-          <w:szCs w:val="24"/>
-          <w:lang w:val="en-US"/>
-        </w:rPr>
-        <w:t xml:space="preserve"> </w:t>
-      </w:r>
-      <w:r>
-        <w:rPr>
-          <w:rFonts w:ascii="Arial" w:hAnsi="Arial" w:cs="Arial"/>
-          <w:sz w:val="24"/>
-          <w:szCs w:val="24"/>
-        </w:rPr>
-        <w:t>функции</w:t>
-      </w:r>
-      <w:r>
-        <w:rPr>
-          <w:rFonts w:ascii="Arial" w:hAnsi="Arial" w:cs="Arial"/>
-          <w:sz w:val="24"/>
-          <w:szCs w:val="24"/>
-          <w:lang w:val="en-US"/>
-        </w:rPr>
-        <w:t xml:space="preserve"> </w:t>
-      </w:r>
-      <w:r>
-        <w:rPr>
-          <w:rFonts w:ascii="Arial" w:hAnsi="Arial" w:cs="Arial"/>
-          <w:sz w:val="24"/>
-          <w:szCs w:val="24"/>
-        </w:rPr>
-        <w:t>ядра</w:t>
-      </w:r>
-      <w:r>
-        <w:rPr>
-          <w:rFonts w:ascii="Arial" w:hAnsi="Arial" w:cs="Arial"/>
-          <w:sz w:val="24"/>
-          <w:szCs w:val="24"/>
-          <w:lang w:val="en-US"/>
-        </w:rPr>
-        <w:t xml:space="preserve"> </w:t>
-      </w:r>
-      <w:r>
-        <w:rPr>
-          <w:rFonts w:ascii="Arial" w:hAnsi="Arial" w:cs="Arial"/>
-          <w:sz w:val="24"/>
-          <w:szCs w:val="24"/>
-        </w:rPr>
-        <w:t>определяет</w:t>
-      </w:r>
-      <w:r>
-        <w:rPr>
-          <w:rFonts w:ascii="Arial" w:hAnsi="Arial" w:cs="Arial"/>
-          <w:sz w:val="24"/>
-          <w:szCs w:val="24"/>
-          <w:lang w:val="en-US"/>
-        </w:rPr>
-        <w:t xml:space="preserve"> </w:t>
-      </w:r>
-      <w:r>
-        <w:rPr>
-          <w:rFonts w:ascii="Arial" w:hAnsi="Arial" w:cs="Arial"/>
-          <w:sz w:val="24"/>
-          <w:szCs w:val="24"/>
-        </w:rPr>
-        <w:t>форму</w:t>
-      </w:r>
-      <w:r>
-        <w:rPr>
-          <w:rFonts w:ascii="Arial" w:hAnsi="Arial" w:cs="Arial"/>
-          <w:sz w:val="24"/>
-          <w:szCs w:val="24"/>
-          <w:lang w:val="en-US"/>
-        </w:rPr>
-        <w:t xml:space="preserve"> </w:t>
-      </w:r>
-      <w:r>
-        <w:rPr>
-          <w:rFonts w:ascii="Arial" w:hAnsi="Arial" w:cs="Arial"/>
-          <w:sz w:val="24"/>
-          <w:szCs w:val="24"/>
-        </w:rPr>
-        <w:t>разделяющей</w:t>
-      </w:r>
-      <w:r>
-        <w:rPr>
-          <w:rFonts w:ascii="Arial" w:hAnsi="Arial" w:cs="Arial"/>
-          <w:sz w:val="24"/>
-          <w:szCs w:val="24"/>
-          <w:lang w:val="en-US"/>
-        </w:rPr>
-        <w:t xml:space="preserve"> </w:t>
-      </w:r>
-      <w:r>
-        <w:rPr>
-          <w:rFonts w:ascii="Arial" w:hAnsi="Arial" w:cs="Arial"/>
-          <w:sz w:val="24"/>
-          <w:szCs w:val="24"/>
-        </w:rPr>
-        <w:t>поверхности</w:t>
-      </w:r>
-      <w:r>
-        <w:rPr>
-          <w:rFonts w:ascii="Arial" w:hAnsi="Arial" w:cs="Arial"/>
-          <w:sz w:val="24"/>
-          <w:szCs w:val="24"/>
-          <w:lang w:val="en-US"/>
-        </w:rPr>
-        <w:t xml:space="preserve"> </w:t>
-      </w:r>
-      <w:r>
-        <w:rPr>
-          <w:rFonts w:ascii="Arial" w:hAnsi="Arial" w:cs="Arial"/>
-          <w:sz w:val="24"/>
-          <w:szCs w:val="24"/>
-        </w:rPr>
-        <w:t>между</w:t>
-      </w:r>
-      <w:r>
-        <w:rPr>
-          <w:rFonts w:ascii="Arial" w:hAnsi="Arial" w:cs="Arial"/>
-          <w:sz w:val="24"/>
-          <w:szCs w:val="24"/>
-          <w:lang w:val="en-US"/>
-        </w:rPr>
-        <w:t xml:space="preserve"> </w:t>
-      </w:r>
-      <w:r>
-        <w:rPr>
-          <w:rFonts w:ascii="Arial" w:hAnsi="Arial" w:cs="Arial"/>
-          <w:sz w:val="24"/>
-          <w:szCs w:val="24"/>
-        </w:rPr>
-        <w:t xml:space="preserve">классами. При линейно разделимых данных наилучшее качество классификации показывает линейное ядро, так как оно формирует оптимальные прямые границы. При частично пересекающихся выборках более точное разделение обеспечивает радиальное (RBF) ядро, позволяющее строить нелинейные границы. В нашем эксперименте линейное ядро дало вероятность ошибки 0 для линейно разделимых выборок и несколько процентов для пересекающихся классов, тогда как при использовании RBF ядра вероятность ошибки снижается. Чтобы это подтвердить, можно добавить в код третью часть, которая обучает SVM с ядром RBF и выводит результаты сравнения вероятностей ошибок в </w:t>
+        </w:rPr>
+        <w:t>Вид ядра определяет форму границы между классами. Для линейно разделимых данных лучше всего работает линейное ядро, так как оно строит прямые разделяющие линии. Если классы пересекаются, более точные результаты даёт радиальное (RBF) ядро, которое создаёт плавные нелинейные границы. В эксперименте линейное ядро дало нулевую ошибку для разделимых данных и несколько процентов для пересекающихся, а использование RBF ядра уменьшает эту ошибку.</w:t>
       </w:r>
     </w:p>
     <w:p>
@@ -17141,7 +15849,6 @@
           <w:between w:val="nil"/>
         </w:pBdr>
         <w:spacing w:line="276" w:lineRule="auto"/>
-        <w:jc w:val="center"/>
         <w:rPr>
           <w:rFonts w:ascii="Arial" w:eastAsia="Arial" w:hAnsi="Arial" w:cs="Arial"/>
         </w:rPr>
@@ -17157,6 +15864,9 @@
           <w:right w:val="nil"/>
           <w:between w:val="nil"/>
         </w:pBdr>
+        <w:rPr>
+          <w:lang w:val="en-US"/>
+        </w:rPr>
       </w:pPr>
       <w:r>
         <w:t>Выводы</w:t>
@@ -17181,7 +15891,666 @@
         <w:rPr>
           <w:rFonts w:ascii="Arial" w:hAnsi="Arial" w:cs="Arial"/>
         </w:rPr>
-        <w:t>В ходе лабораторной работы был исследован метод опорных векторов (SVM) для распознавания четырёх классов. При линейно разделимых выборках классификатор с линейным ядром обеспечил нулевую вероятность ошибки, что подтверждает его эффективность для простых границ. При увеличении разброса данных и частичном пересечении классов вероятность ошибок возросла, особенно между соседними классами. Это показывает зависимость качества классификации от степени линейной разделимости выборок. Метод SVM позволяет получать оптимальные разделяющие границы и демонстрирует высокую устойчивость к изменению структуры данных.</w:t>
+        <w:t>В</w:t>
+      </w:r>
+      <w:r>
+        <w:rPr>
+          <w:rFonts w:ascii="Arial" w:hAnsi="Arial" w:cs="Arial"/>
+          <w:lang w:val="en-US"/>
+        </w:rPr>
+        <w:t xml:space="preserve"> </w:t>
+      </w:r>
+      <w:r>
+        <w:rPr>
+          <w:rFonts w:ascii="Arial" w:hAnsi="Arial" w:cs="Arial"/>
+        </w:rPr>
+        <w:t>ходе</w:t>
+      </w:r>
+      <w:r>
+        <w:rPr>
+          <w:rFonts w:ascii="Arial" w:hAnsi="Arial" w:cs="Arial"/>
+          <w:lang w:val="en-US"/>
+        </w:rPr>
+        <w:t xml:space="preserve"> </w:t>
+      </w:r>
+      <w:r>
+        <w:rPr>
+          <w:rFonts w:ascii="Arial" w:hAnsi="Arial" w:cs="Arial"/>
+        </w:rPr>
+        <w:t>лабораторной</w:t>
+      </w:r>
+      <w:r>
+        <w:rPr>
+          <w:rFonts w:ascii="Arial" w:hAnsi="Arial" w:cs="Arial"/>
+          <w:lang w:val="en-US"/>
+        </w:rPr>
+        <w:t xml:space="preserve"> </w:t>
+      </w:r>
+      <w:r>
+        <w:rPr>
+          <w:rFonts w:ascii="Arial" w:hAnsi="Arial" w:cs="Arial"/>
+        </w:rPr>
+        <w:t>работы</w:t>
+      </w:r>
+      <w:r>
+        <w:rPr>
+          <w:rFonts w:ascii="Arial" w:hAnsi="Arial" w:cs="Arial"/>
+          <w:lang w:val="en-US"/>
+        </w:rPr>
+        <w:t xml:space="preserve"> </w:t>
+      </w:r>
+      <w:r>
+        <w:rPr>
+          <w:rFonts w:ascii="Arial" w:hAnsi="Arial" w:cs="Arial"/>
+        </w:rPr>
+        <w:t>был</w:t>
+      </w:r>
+      <w:r>
+        <w:rPr>
+          <w:rFonts w:ascii="Arial" w:hAnsi="Arial" w:cs="Arial"/>
+          <w:lang w:val="en-US"/>
+        </w:rPr>
+        <w:t xml:space="preserve"> </w:t>
+      </w:r>
+      <w:r>
+        <w:rPr>
+          <w:rFonts w:ascii="Arial" w:hAnsi="Arial" w:cs="Arial"/>
+        </w:rPr>
+        <w:t>исследован</w:t>
+      </w:r>
+      <w:r>
+        <w:rPr>
+          <w:rFonts w:ascii="Arial" w:hAnsi="Arial" w:cs="Arial"/>
+          <w:lang w:val="en-US"/>
+        </w:rPr>
+        <w:t xml:space="preserve"> </w:t>
+      </w:r>
+      <w:r>
+        <w:rPr>
+          <w:rFonts w:ascii="Arial" w:hAnsi="Arial" w:cs="Arial"/>
+        </w:rPr>
+        <w:t>метод</w:t>
+      </w:r>
+      <w:r>
+        <w:rPr>
+          <w:rFonts w:ascii="Arial" w:hAnsi="Arial" w:cs="Arial"/>
+          <w:lang w:val="en-US"/>
+        </w:rPr>
+        <w:t xml:space="preserve"> </w:t>
+      </w:r>
+      <w:r>
+        <w:rPr>
+          <w:rFonts w:ascii="Arial" w:hAnsi="Arial" w:cs="Arial"/>
+        </w:rPr>
+        <w:t>опорных</w:t>
+      </w:r>
+      <w:r>
+        <w:rPr>
+          <w:rFonts w:ascii="Arial" w:hAnsi="Arial" w:cs="Arial"/>
+          <w:lang w:val="en-US"/>
+        </w:rPr>
+        <w:t xml:space="preserve"> </w:t>
+      </w:r>
+      <w:r>
+        <w:rPr>
+          <w:rFonts w:ascii="Arial" w:hAnsi="Arial" w:cs="Arial"/>
+        </w:rPr>
+        <w:t>векторов</w:t>
+      </w:r>
+      <w:r>
+        <w:rPr>
+          <w:rFonts w:ascii="Arial" w:hAnsi="Arial" w:cs="Arial"/>
+          <w:lang w:val="en-US"/>
+        </w:rPr>
+        <w:t xml:space="preserve"> (SVM) </w:t>
+      </w:r>
+      <w:r>
+        <w:rPr>
+          <w:rFonts w:ascii="Arial" w:hAnsi="Arial" w:cs="Arial"/>
+        </w:rPr>
+        <w:t>для</w:t>
+      </w:r>
+      <w:r>
+        <w:rPr>
+          <w:rFonts w:ascii="Arial" w:hAnsi="Arial" w:cs="Arial"/>
+          <w:lang w:val="en-US"/>
+        </w:rPr>
+        <w:t xml:space="preserve"> </w:t>
+      </w:r>
+      <w:r>
+        <w:rPr>
+          <w:rFonts w:ascii="Arial" w:hAnsi="Arial" w:cs="Arial"/>
+        </w:rPr>
+        <w:t>распознавания</w:t>
+      </w:r>
+      <w:r>
+        <w:rPr>
+          <w:rFonts w:ascii="Arial" w:hAnsi="Arial" w:cs="Arial"/>
+          <w:lang w:val="en-US"/>
+        </w:rPr>
+        <w:t xml:space="preserve"> </w:t>
+      </w:r>
+      <w:r>
+        <w:rPr>
+          <w:rFonts w:ascii="Arial" w:hAnsi="Arial" w:cs="Arial"/>
+        </w:rPr>
+        <w:t>четырёх</w:t>
+      </w:r>
+      <w:r>
+        <w:rPr>
+          <w:rFonts w:ascii="Arial" w:hAnsi="Arial" w:cs="Arial"/>
+          <w:lang w:val="en-US"/>
+        </w:rPr>
+        <w:t xml:space="preserve"> </w:t>
+      </w:r>
+      <w:r>
+        <w:rPr>
+          <w:rFonts w:ascii="Arial" w:hAnsi="Arial" w:cs="Arial"/>
+        </w:rPr>
+        <w:t>классов</w:t>
+      </w:r>
+      <w:r>
+        <w:rPr>
+          <w:rFonts w:ascii="Arial" w:hAnsi="Arial" w:cs="Arial"/>
+          <w:lang w:val="en-US"/>
+        </w:rPr>
+        <w:t xml:space="preserve">. </w:t>
+      </w:r>
+      <w:r>
+        <w:rPr>
+          <w:rFonts w:ascii="Arial" w:hAnsi="Arial" w:cs="Arial"/>
+        </w:rPr>
+        <w:t>При</w:t>
+      </w:r>
+      <w:r>
+        <w:rPr>
+          <w:rFonts w:ascii="Arial" w:hAnsi="Arial" w:cs="Arial"/>
+          <w:lang w:val="en-US"/>
+        </w:rPr>
+        <w:t xml:space="preserve"> </w:t>
+      </w:r>
+      <w:r>
+        <w:rPr>
+          <w:rFonts w:ascii="Arial" w:hAnsi="Arial" w:cs="Arial"/>
+        </w:rPr>
+        <w:t>линейно</w:t>
+      </w:r>
+      <w:r>
+        <w:rPr>
+          <w:rFonts w:ascii="Arial" w:hAnsi="Arial" w:cs="Arial"/>
+          <w:lang w:val="en-US"/>
+        </w:rPr>
+        <w:t xml:space="preserve"> </w:t>
+      </w:r>
+      <w:r>
+        <w:rPr>
+          <w:rFonts w:ascii="Arial" w:hAnsi="Arial" w:cs="Arial"/>
+        </w:rPr>
+        <w:t>разделимых</w:t>
+      </w:r>
+      <w:r>
+        <w:rPr>
+          <w:rFonts w:ascii="Arial" w:hAnsi="Arial" w:cs="Arial"/>
+          <w:lang w:val="en-US"/>
+        </w:rPr>
+        <w:t xml:space="preserve"> </w:t>
+      </w:r>
+      <w:r>
+        <w:rPr>
+          <w:rFonts w:ascii="Arial" w:hAnsi="Arial" w:cs="Arial"/>
+        </w:rPr>
+        <w:t>выборках</w:t>
+      </w:r>
+      <w:r>
+        <w:rPr>
+          <w:rFonts w:ascii="Arial" w:hAnsi="Arial" w:cs="Arial"/>
+          <w:lang w:val="en-US"/>
+        </w:rPr>
+        <w:t xml:space="preserve"> </w:t>
+      </w:r>
+      <w:r>
+        <w:rPr>
+          <w:rFonts w:ascii="Arial" w:hAnsi="Arial" w:cs="Arial"/>
+        </w:rPr>
+        <w:t>классификатор</w:t>
+      </w:r>
+      <w:r>
+        <w:rPr>
+          <w:rFonts w:ascii="Arial" w:hAnsi="Arial" w:cs="Arial"/>
+          <w:lang w:val="en-US"/>
+        </w:rPr>
+        <w:t xml:space="preserve"> </w:t>
+      </w:r>
+      <w:r>
+        <w:rPr>
+          <w:rFonts w:ascii="Arial" w:hAnsi="Arial" w:cs="Arial"/>
+        </w:rPr>
+        <w:t>с</w:t>
+      </w:r>
+      <w:r>
+        <w:rPr>
+          <w:rFonts w:ascii="Arial" w:hAnsi="Arial" w:cs="Arial"/>
+          <w:lang w:val="en-US"/>
+        </w:rPr>
+        <w:t xml:space="preserve"> </w:t>
+      </w:r>
+      <w:r>
+        <w:rPr>
+          <w:rFonts w:ascii="Arial" w:hAnsi="Arial" w:cs="Arial"/>
+        </w:rPr>
+        <w:t>линейным</w:t>
+      </w:r>
+      <w:r>
+        <w:rPr>
+          <w:rFonts w:ascii="Arial" w:hAnsi="Arial" w:cs="Arial"/>
+          <w:lang w:val="en-US"/>
+        </w:rPr>
+        <w:t xml:space="preserve"> </w:t>
+      </w:r>
+      <w:r>
+        <w:rPr>
+          <w:rFonts w:ascii="Arial" w:hAnsi="Arial" w:cs="Arial"/>
+        </w:rPr>
+        <w:t>ядром</w:t>
+      </w:r>
+      <w:r>
+        <w:rPr>
+          <w:rFonts w:ascii="Arial" w:hAnsi="Arial" w:cs="Arial"/>
+          <w:lang w:val="en-US"/>
+        </w:rPr>
+        <w:t xml:space="preserve"> </w:t>
+      </w:r>
+      <w:r>
+        <w:rPr>
+          <w:rFonts w:ascii="Arial" w:hAnsi="Arial" w:cs="Arial"/>
+        </w:rPr>
+        <w:t>обеспечил</w:t>
+      </w:r>
+      <w:r>
+        <w:rPr>
+          <w:rFonts w:ascii="Arial" w:hAnsi="Arial" w:cs="Arial"/>
+          <w:lang w:val="en-US"/>
+        </w:rPr>
+        <w:t xml:space="preserve"> </w:t>
+      </w:r>
+      <w:r>
+        <w:rPr>
+          <w:rFonts w:ascii="Arial" w:hAnsi="Arial" w:cs="Arial"/>
+        </w:rPr>
+        <w:t>нулевую</w:t>
+      </w:r>
+      <w:r>
+        <w:rPr>
+          <w:rFonts w:ascii="Arial" w:hAnsi="Arial" w:cs="Arial"/>
+          <w:lang w:val="en-US"/>
+        </w:rPr>
+        <w:t xml:space="preserve"> </w:t>
+      </w:r>
+      <w:r>
+        <w:rPr>
+          <w:rFonts w:ascii="Arial" w:hAnsi="Arial" w:cs="Arial"/>
+        </w:rPr>
+        <w:t>вероятность</w:t>
+      </w:r>
+      <w:r>
+        <w:rPr>
+          <w:rFonts w:ascii="Arial" w:hAnsi="Arial" w:cs="Arial"/>
+          <w:lang w:val="en-US"/>
+        </w:rPr>
+        <w:t xml:space="preserve"> </w:t>
+      </w:r>
+      <w:r>
+        <w:rPr>
+          <w:rFonts w:ascii="Arial" w:hAnsi="Arial" w:cs="Arial"/>
+        </w:rPr>
+        <w:t>ошибки</w:t>
+      </w:r>
+      <w:r>
+        <w:rPr>
+          <w:rFonts w:ascii="Arial" w:hAnsi="Arial" w:cs="Arial"/>
+          <w:lang w:val="en-US"/>
+        </w:rPr>
+        <w:t xml:space="preserve">, </w:t>
+      </w:r>
+      <w:r>
+        <w:rPr>
+          <w:rFonts w:ascii="Arial" w:hAnsi="Arial" w:cs="Arial"/>
+        </w:rPr>
+        <w:t>что</w:t>
+      </w:r>
+      <w:r>
+        <w:rPr>
+          <w:rFonts w:ascii="Arial" w:hAnsi="Arial" w:cs="Arial"/>
+          <w:lang w:val="en-US"/>
+        </w:rPr>
+        <w:t xml:space="preserve"> </w:t>
+      </w:r>
+      <w:r>
+        <w:rPr>
+          <w:rFonts w:ascii="Arial" w:hAnsi="Arial" w:cs="Arial"/>
+        </w:rPr>
+        <w:t>подтверждает</w:t>
+      </w:r>
+      <w:r>
+        <w:rPr>
+          <w:rFonts w:ascii="Arial" w:hAnsi="Arial" w:cs="Arial"/>
+          <w:lang w:val="en-US"/>
+        </w:rPr>
+        <w:t xml:space="preserve"> </w:t>
+      </w:r>
+      <w:r>
+        <w:rPr>
+          <w:rFonts w:ascii="Arial" w:hAnsi="Arial" w:cs="Arial"/>
+        </w:rPr>
+        <w:t>его</w:t>
+      </w:r>
+      <w:r>
+        <w:rPr>
+          <w:rFonts w:ascii="Arial" w:hAnsi="Arial" w:cs="Arial"/>
+          <w:lang w:val="en-US"/>
+        </w:rPr>
+        <w:t xml:space="preserve"> </w:t>
+      </w:r>
+      <w:r>
+        <w:rPr>
+          <w:rFonts w:ascii="Arial" w:hAnsi="Arial" w:cs="Arial"/>
+        </w:rPr>
+        <w:t>эффективность</w:t>
+      </w:r>
+      <w:r>
+        <w:rPr>
+          <w:rFonts w:ascii="Arial" w:hAnsi="Arial" w:cs="Arial"/>
+          <w:lang w:val="en-US"/>
+        </w:rPr>
+        <w:t xml:space="preserve"> </w:t>
+      </w:r>
+      <w:r>
+        <w:rPr>
+          <w:rFonts w:ascii="Arial" w:hAnsi="Arial" w:cs="Arial"/>
+        </w:rPr>
+        <w:t>для</w:t>
+      </w:r>
+      <w:r>
+        <w:rPr>
+          <w:rFonts w:ascii="Arial" w:hAnsi="Arial" w:cs="Arial"/>
+          <w:lang w:val="en-US"/>
+        </w:rPr>
+        <w:t xml:space="preserve"> </w:t>
+      </w:r>
+      <w:r>
+        <w:rPr>
+          <w:rFonts w:ascii="Arial" w:hAnsi="Arial" w:cs="Arial"/>
+        </w:rPr>
+        <w:t>простых</w:t>
+      </w:r>
+      <w:r>
+        <w:rPr>
+          <w:rFonts w:ascii="Arial" w:hAnsi="Arial" w:cs="Arial"/>
+          <w:lang w:val="en-US"/>
+        </w:rPr>
+        <w:t xml:space="preserve"> </w:t>
+      </w:r>
+      <w:r>
+        <w:rPr>
+          <w:rFonts w:ascii="Arial" w:hAnsi="Arial" w:cs="Arial"/>
+        </w:rPr>
+        <w:t>границ</w:t>
+      </w:r>
+      <w:r>
+        <w:rPr>
+          <w:rFonts w:ascii="Arial" w:hAnsi="Arial" w:cs="Arial"/>
+          <w:lang w:val="en-US"/>
+        </w:rPr>
+        <w:t xml:space="preserve">. </w:t>
+      </w:r>
+      <w:r>
+        <w:rPr>
+          <w:rFonts w:ascii="Arial" w:hAnsi="Arial" w:cs="Arial"/>
+        </w:rPr>
+        <w:t>При</w:t>
+      </w:r>
+      <w:r>
+        <w:rPr>
+          <w:rFonts w:ascii="Arial" w:hAnsi="Arial" w:cs="Arial"/>
+          <w:lang w:val="en-US"/>
+        </w:rPr>
+        <w:t xml:space="preserve"> </w:t>
+      </w:r>
+      <w:r>
+        <w:rPr>
+          <w:rFonts w:ascii="Arial" w:hAnsi="Arial" w:cs="Arial"/>
+        </w:rPr>
+        <w:t>увеличении</w:t>
+      </w:r>
+      <w:r>
+        <w:rPr>
+          <w:rFonts w:ascii="Arial" w:hAnsi="Arial" w:cs="Arial"/>
+          <w:lang w:val="en-US"/>
+        </w:rPr>
+        <w:t xml:space="preserve"> </w:t>
+      </w:r>
+      <w:r>
+        <w:rPr>
+          <w:rFonts w:ascii="Arial" w:hAnsi="Arial" w:cs="Arial"/>
+        </w:rPr>
+        <w:t>разброса</w:t>
+      </w:r>
+      <w:r>
+        <w:rPr>
+          <w:rFonts w:ascii="Arial" w:hAnsi="Arial" w:cs="Arial"/>
+          <w:lang w:val="en-US"/>
+        </w:rPr>
+        <w:t xml:space="preserve"> </w:t>
+      </w:r>
+      <w:r>
+        <w:rPr>
+          <w:rFonts w:ascii="Arial" w:hAnsi="Arial" w:cs="Arial"/>
+        </w:rPr>
+        <w:t>данных</w:t>
+      </w:r>
+      <w:r>
+        <w:rPr>
+          <w:rFonts w:ascii="Arial" w:hAnsi="Arial" w:cs="Arial"/>
+          <w:lang w:val="en-US"/>
+        </w:rPr>
+        <w:t xml:space="preserve"> </w:t>
+      </w:r>
+      <w:r>
+        <w:rPr>
+          <w:rFonts w:ascii="Arial" w:hAnsi="Arial" w:cs="Arial"/>
+        </w:rPr>
+        <w:t>и</w:t>
+      </w:r>
+      <w:r>
+        <w:rPr>
+          <w:rFonts w:ascii="Arial" w:hAnsi="Arial" w:cs="Arial"/>
+          <w:lang w:val="en-US"/>
+        </w:rPr>
+        <w:t xml:space="preserve"> </w:t>
+      </w:r>
+      <w:r>
+        <w:rPr>
+          <w:rFonts w:ascii="Arial" w:hAnsi="Arial" w:cs="Arial"/>
+        </w:rPr>
+        <w:t>частичном</w:t>
+      </w:r>
+      <w:r>
+        <w:rPr>
+          <w:rFonts w:ascii="Arial" w:hAnsi="Arial" w:cs="Arial"/>
+          <w:lang w:val="en-US"/>
+        </w:rPr>
+        <w:t xml:space="preserve"> </w:t>
+      </w:r>
+      <w:r>
+        <w:rPr>
+          <w:rFonts w:ascii="Arial" w:hAnsi="Arial" w:cs="Arial"/>
+        </w:rPr>
+        <w:t>пересечении</w:t>
+      </w:r>
+      <w:r>
+        <w:rPr>
+          <w:rFonts w:ascii="Arial" w:hAnsi="Arial" w:cs="Arial"/>
+          <w:lang w:val="en-US"/>
+        </w:rPr>
+        <w:t xml:space="preserve"> </w:t>
+      </w:r>
+      <w:r>
+        <w:rPr>
+          <w:rFonts w:ascii="Arial" w:hAnsi="Arial" w:cs="Arial"/>
+        </w:rPr>
+        <w:t>классов</w:t>
+      </w:r>
+      <w:r>
+        <w:rPr>
+          <w:rFonts w:ascii="Arial" w:hAnsi="Arial" w:cs="Arial"/>
+          <w:lang w:val="en-US"/>
+        </w:rPr>
+        <w:t xml:space="preserve"> </w:t>
+      </w:r>
+      <w:r>
+        <w:rPr>
+          <w:rFonts w:ascii="Arial" w:hAnsi="Arial" w:cs="Arial"/>
+        </w:rPr>
+        <w:t>вероятность</w:t>
+      </w:r>
+      <w:r>
+        <w:rPr>
+          <w:rFonts w:ascii="Arial" w:hAnsi="Arial" w:cs="Arial"/>
+          <w:lang w:val="en-US"/>
+        </w:rPr>
+        <w:t xml:space="preserve"> </w:t>
+      </w:r>
+      <w:r>
+        <w:rPr>
+          <w:rFonts w:ascii="Arial" w:hAnsi="Arial" w:cs="Arial"/>
+        </w:rPr>
+        <w:t>ошибок</w:t>
+      </w:r>
+      <w:r>
+        <w:rPr>
+          <w:rFonts w:ascii="Arial" w:hAnsi="Arial" w:cs="Arial"/>
+          <w:lang w:val="en-US"/>
+        </w:rPr>
+        <w:t xml:space="preserve"> </w:t>
+      </w:r>
+      <w:r>
+        <w:rPr>
+          <w:rFonts w:ascii="Arial" w:hAnsi="Arial" w:cs="Arial"/>
+        </w:rPr>
+        <w:t>возросла</w:t>
+      </w:r>
+      <w:r>
+        <w:rPr>
+          <w:rFonts w:ascii="Arial" w:hAnsi="Arial" w:cs="Arial"/>
+          <w:lang w:val="en-US"/>
+        </w:rPr>
+        <w:t xml:space="preserve">, </w:t>
+      </w:r>
+      <w:r>
+        <w:rPr>
+          <w:rFonts w:ascii="Arial" w:hAnsi="Arial" w:cs="Arial"/>
+        </w:rPr>
+        <w:t>особенно</w:t>
+      </w:r>
+      <w:r>
+        <w:rPr>
+          <w:rFonts w:ascii="Arial" w:hAnsi="Arial" w:cs="Arial"/>
+          <w:lang w:val="en-US"/>
+        </w:rPr>
+        <w:t xml:space="preserve"> </w:t>
+      </w:r>
+      <w:r>
+        <w:rPr>
+          <w:rFonts w:ascii="Arial" w:hAnsi="Arial" w:cs="Arial"/>
+        </w:rPr>
+        <w:t>между</w:t>
+      </w:r>
+      <w:r>
+        <w:rPr>
+          <w:rFonts w:ascii="Arial" w:hAnsi="Arial" w:cs="Arial"/>
+          <w:lang w:val="en-US"/>
+        </w:rPr>
+        <w:t xml:space="preserve"> </w:t>
+      </w:r>
+      <w:r>
+        <w:rPr>
+          <w:rFonts w:ascii="Arial" w:hAnsi="Arial" w:cs="Arial"/>
+        </w:rPr>
+        <w:t>соседними</w:t>
+      </w:r>
+      <w:r>
+        <w:rPr>
+          <w:rFonts w:ascii="Arial" w:hAnsi="Arial" w:cs="Arial"/>
+          <w:lang w:val="en-US"/>
+        </w:rPr>
+        <w:t xml:space="preserve"> </w:t>
+      </w:r>
+      <w:r>
+        <w:rPr>
+          <w:rFonts w:ascii="Arial" w:hAnsi="Arial" w:cs="Arial"/>
+        </w:rPr>
+        <w:t>классами</w:t>
+      </w:r>
+      <w:r>
+        <w:rPr>
+          <w:rFonts w:ascii="Arial" w:hAnsi="Arial" w:cs="Arial"/>
+          <w:lang w:val="en-US"/>
+        </w:rPr>
+        <w:t xml:space="preserve">. </w:t>
+      </w:r>
+      <w:r>
+        <w:rPr>
+          <w:rFonts w:ascii="Arial" w:hAnsi="Arial" w:cs="Arial"/>
+        </w:rPr>
+        <w:t>Это</w:t>
+      </w:r>
+      <w:r>
+        <w:rPr>
+          <w:rFonts w:ascii="Arial" w:hAnsi="Arial" w:cs="Arial"/>
+        </w:rPr>
+        <w:t xml:space="preserve"> </w:t>
+      </w:r>
+      <w:r>
+        <w:rPr>
+          <w:rFonts w:ascii="Arial" w:hAnsi="Arial" w:cs="Arial"/>
+        </w:rPr>
+        <w:t>показывает</w:t>
+      </w:r>
+      <w:r>
+        <w:rPr>
+          <w:rFonts w:ascii="Arial" w:hAnsi="Arial" w:cs="Arial"/>
+        </w:rPr>
+        <w:t xml:space="preserve"> </w:t>
+      </w:r>
+      <w:r>
+        <w:rPr>
+          <w:rFonts w:ascii="Arial" w:hAnsi="Arial" w:cs="Arial"/>
+        </w:rPr>
+        <w:t>зависимость</w:t>
+      </w:r>
+      <w:r>
+        <w:rPr>
+          <w:rFonts w:ascii="Arial" w:hAnsi="Arial" w:cs="Arial"/>
+        </w:rPr>
+        <w:t xml:space="preserve"> </w:t>
+      </w:r>
+      <w:r>
+        <w:rPr>
+          <w:rFonts w:ascii="Arial" w:hAnsi="Arial" w:cs="Arial"/>
+        </w:rPr>
+        <w:t>качества</w:t>
+      </w:r>
+      <w:r>
+        <w:rPr>
+          <w:rFonts w:ascii="Arial" w:hAnsi="Arial" w:cs="Arial"/>
+        </w:rPr>
+        <w:t xml:space="preserve"> </w:t>
+      </w:r>
+      <w:r>
+        <w:rPr>
+          <w:rFonts w:ascii="Arial" w:hAnsi="Arial" w:cs="Arial"/>
+        </w:rPr>
+        <w:t>классификации от степени линейной разделимости выборок. Метод SVM позволяет получать оптимальные разделяющие границы и демонстрирует высокую устойчивость к изменению структуры данных.</w:t>
       </w:r>
     </w:p>
     <w:sectPr>
@@ -17201,7 +16570,7 @@
 </file>
 
 <file path=word/endnotes.xml><?xml version="1.0" encoding="utf-8"?>
-<w:endnotes xmlns:wpc="http://schemas.microsoft.com/office/word/2010/wordprocessingCanvas" xmlns:cx="http://schemas.microsoft.com/office/drawing/2014/chartex" xmlns:cx1="http://schemas.microsoft.com/office/drawing/2015/9/8/chartex" xmlns:cx2="http://schemas.microsoft.com/office/drawing/2015/10/21/chartex" xmlns:cx3="http://schemas.microsoft.com/office/drawing/2016/5/9/chartex" xmlns:cx4="http://schemas.microsoft.com/office/drawing/2016/5/10/chartex" xmlns:cx5="http://schemas.microsoft.com/office/drawing/2016/5/11/chartex" xmlns:cx6="http://schemas.microsoft.com/office/drawing/2016/5/12/chartex" xmlns:cx7="http://schemas.microsoft.com/office/drawing/2016/5/13/chartex" xmlns:cx8="http://schemas.microsoft.com/office/drawing/2016/5/14/chartex" xmlns:mc="http://schemas.openxmlformats.org/markup-compatibility/2006" xmlns:aink="http://schemas.microsoft.com/office/drawing/2016/ink" xmlns:am3d="http://schemas.microsoft.com/office/drawing/2017/model3d" xmlns:o="urn:schemas-microsoft-com:office:office" xmlns:r="http://schemas.openxmlformats.org/officeDocument/2006/relationships" xmlns:m="http://schemas.openxmlformats.org/officeDocument/2006/math" xmlns:v="urn:schemas-microsoft-com:vml" xmlns:wp14="http://schemas.microsoft.com/office/word/2010/wordprocessingDrawing" xmlns:wp="http://schemas.openxmlformats.org/drawingml/2006/wordprocessingDrawing" xmlns:w10="urn:schemas-microsoft-com:office:word" xmlns:w="http://schemas.openxmlformats.org/wordprocessingml/2006/main" xmlns:w14="http://schemas.microsoft.com/office/word/2010/wordml" xmlns:w15="http://schemas.microsoft.com/office/word/2012/wordml" xmlns:w16cex="http://schemas.microsoft.com/office/word/2018/wordml/cex" xmlns:w16cid="http://schemas.microsoft.com/office/word/2016/wordml/cid" xmlns:w16="http://schemas.microsoft.com/office/word/2018/wordml" xmlns:w16sdtdh="http://schemas.microsoft.com/office/word/2020/wordml/sdtdatahash" xmlns:w16se="http://schemas.microsoft.com/office/word/2015/wordml/symex" xmlns:wpg="http://schemas.microsoft.com/office/word/2010/wordprocessingGroup" xmlns:wpi="http://schemas.microsoft.com/office/word/2010/wordprocessingInk" xmlns:wne="http://schemas.microsoft.com/office/word/2006/wordml" xmlns:wps="http://schemas.microsoft.com/office/word/2010/wordprocessingShape" mc:Ignorable="w14 w15 w16se w16cid w16 w16cex w16sdtdh wp14">
+<w:endnotes xmlns:wpc="http://schemas.microsoft.com/office/word/2010/wordprocessingCanvas" xmlns:cx="http://schemas.microsoft.com/office/drawing/2014/chartex" xmlns:cx1="http://schemas.microsoft.com/office/drawing/2015/9/8/chartex" xmlns:cx2="http://schemas.microsoft.com/office/drawing/2015/10/21/chartex" xmlns:cx3="http://schemas.microsoft.com/office/drawing/2016/5/9/chartex" xmlns:cx4="http://schemas.microsoft.com/office/drawing/2016/5/10/chartex" xmlns:cx5="http://schemas.microsoft.com/office/drawing/2016/5/11/chartex" xmlns:cx6="http://schemas.microsoft.com/office/drawing/2016/5/12/chartex" xmlns:cx7="http://schemas.microsoft.com/office/drawing/2016/5/13/chartex" xmlns:cx8="http://schemas.microsoft.com/office/drawing/2016/5/14/chartex" xmlns:mc="http://schemas.openxmlformats.org/markup-compatibility/2006" xmlns:aink="http://schemas.microsoft.com/office/drawing/2016/ink" xmlns:am3d="http://schemas.microsoft.com/office/drawing/2017/model3d" xmlns:o="urn:schemas-microsoft-com:office:office" xmlns:oel="http://schemas.microsoft.com/office/2019/extlst" xmlns:r="http://schemas.openxmlformats.org/officeDocument/2006/relationships" xmlns:m="http://schemas.openxmlformats.org/officeDocument/2006/math" xmlns:v="urn:schemas-microsoft-com:vml" xmlns:wp14="http://schemas.microsoft.com/office/word/2010/wordprocessingDrawing" xmlns:wp="http://schemas.openxmlformats.org/drawingml/2006/wordprocessingDrawing" xmlns:w10="urn:schemas-microsoft-com:office:word" xmlns:w="http://schemas.openxmlformats.org/wordprocessingml/2006/main" xmlns:w14="http://schemas.microsoft.com/office/word/2010/wordml" xmlns:w15="http://schemas.microsoft.com/office/word/2012/wordml" xmlns:w16cex="http://schemas.microsoft.com/office/word/2018/wordml/cex" xmlns:w16cid="http://schemas.microsoft.com/office/word/2016/wordml/cid" xmlns:w16="http://schemas.microsoft.com/office/word/2018/wordml" xmlns:w16du="http://schemas.microsoft.com/office/word/2023/wordml/word16du" xmlns:w16sdtdh="http://schemas.microsoft.com/office/word/2020/wordml/sdtdatahash" xmlns:w16sdtfl="http://schemas.microsoft.com/office/word/2024/wordml/sdtformatlock" xmlns:w16se="http://schemas.microsoft.com/office/word/2015/wordml/symex" xmlns:wpg="http://schemas.microsoft.com/office/word/2010/wordprocessingGroup" xmlns:wpi="http://schemas.microsoft.com/office/word/2010/wordprocessingInk" xmlns:wne="http://schemas.microsoft.com/office/word/2006/wordml" xmlns:wps="http://schemas.microsoft.com/office/word/2010/wordprocessingShape" mc:Ignorable="w14 w15 w16se w16cid w16 w16cex w16sdtdh w16sdtfl w16du wp14">
   <w:endnote w:type="separator" w:id="-1">
     <w:p>
       <w:r>
@@ -17220,7 +16589,7 @@
 </file>
 
 <file path=word/footer1.xml><?xml version="1.0" encoding="utf-8"?>
-<w:ftr xmlns:wpc="http://schemas.microsoft.com/office/word/2010/wordprocessingCanvas" xmlns:cx="http://schemas.microsoft.com/office/drawing/2014/chartex" xmlns:cx1="http://schemas.microsoft.com/office/drawing/2015/9/8/chartex" xmlns:cx2="http://schemas.microsoft.com/office/drawing/2015/10/21/chartex" xmlns:cx3="http://schemas.microsoft.com/office/drawing/2016/5/9/chartex" xmlns:cx4="http://schemas.microsoft.com/office/drawing/2016/5/10/chartex" xmlns:cx5="http://schemas.microsoft.com/office/drawing/2016/5/11/chartex" xmlns:cx6="http://schemas.microsoft.com/office/drawing/2016/5/12/chartex" xmlns:cx7="http://schemas.microsoft.com/office/drawing/2016/5/13/chartex" xmlns:cx8="http://schemas.microsoft.com/office/drawing/2016/5/14/chartex" xmlns:mc="http://schemas.openxmlformats.org/markup-compatibility/2006" xmlns:aink="http://schemas.microsoft.com/office/drawing/2016/ink" xmlns:am3d="http://schemas.microsoft.com/office/drawing/2017/model3d" xmlns:o="urn:schemas-microsoft-com:office:office" xmlns:r="http://schemas.openxmlformats.org/officeDocument/2006/relationships" xmlns:m="http://schemas.openxmlformats.org/officeDocument/2006/math" xmlns:v="urn:schemas-microsoft-com:vml" xmlns:wp14="http://schemas.microsoft.com/office/word/2010/wordprocessingDrawing" xmlns:wp="http://schemas.openxmlformats.org/drawingml/2006/wordprocessingDrawing" xmlns:w10="urn:schemas-microsoft-com:office:word" xmlns:w="http://schemas.openxmlformats.org/wordprocessingml/2006/main" xmlns:w14="http://schemas.microsoft.com/office/word/2010/wordml" xmlns:w15="http://schemas.microsoft.com/office/word/2012/wordml" xmlns:w16cex="http://schemas.microsoft.com/office/word/2018/wordml/cex" xmlns:w16cid="http://schemas.microsoft.com/office/word/2016/wordml/cid" xmlns:w16="http://schemas.microsoft.com/office/word/2018/wordml" xmlns:w16sdtdh="http://schemas.microsoft.com/office/word/2020/wordml/sdtdatahash" xmlns:w16se="http://schemas.microsoft.com/office/word/2015/wordml/symex" xmlns:wpg="http://schemas.microsoft.com/office/word/2010/wordprocessingGroup" xmlns:wpi="http://schemas.microsoft.com/office/word/2010/wordprocessingInk" xmlns:wne="http://schemas.microsoft.com/office/word/2006/wordml" xmlns:wps="http://schemas.microsoft.com/office/word/2010/wordprocessingShape" mc:Ignorable="w14 w15 w16se w16cid w16 w16cex w16sdtdh wp14">
+<w:ftr xmlns:wpc="http://schemas.microsoft.com/office/word/2010/wordprocessingCanvas" xmlns:cx="http://schemas.microsoft.com/office/drawing/2014/chartex" xmlns:cx1="http://schemas.microsoft.com/office/drawing/2015/9/8/chartex" xmlns:cx2="http://schemas.microsoft.com/office/drawing/2015/10/21/chartex" xmlns:cx3="http://schemas.microsoft.com/office/drawing/2016/5/9/chartex" xmlns:cx4="http://schemas.microsoft.com/office/drawing/2016/5/10/chartex" xmlns:cx5="http://schemas.microsoft.com/office/drawing/2016/5/11/chartex" xmlns:cx6="http://schemas.microsoft.com/office/drawing/2016/5/12/chartex" xmlns:cx7="http://schemas.microsoft.com/office/drawing/2016/5/13/chartex" xmlns:cx8="http://schemas.microsoft.com/office/drawing/2016/5/14/chartex" xmlns:mc="http://schemas.openxmlformats.org/markup-compatibility/2006" xmlns:aink="http://schemas.microsoft.com/office/drawing/2016/ink" xmlns:am3d="http://schemas.microsoft.com/office/drawing/2017/model3d" xmlns:o="urn:schemas-microsoft-com:office:office" xmlns:oel="http://schemas.microsoft.com/office/2019/extlst" xmlns:r="http://schemas.openxmlformats.org/officeDocument/2006/relationships" xmlns:m="http://schemas.openxmlformats.org/officeDocument/2006/math" xmlns:v="urn:schemas-microsoft-com:vml" xmlns:wp14="http://schemas.microsoft.com/office/word/2010/wordprocessingDrawing" xmlns:wp="http://schemas.openxmlformats.org/drawingml/2006/wordprocessingDrawing" xmlns:w10="urn:schemas-microsoft-com:office:word" xmlns:w="http://schemas.openxmlformats.org/wordprocessingml/2006/main" xmlns:w14="http://schemas.microsoft.com/office/word/2010/wordml" xmlns:w15="http://schemas.microsoft.com/office/word/2012/wordml" xmlns:w16cex="http://schemas.microsoft.com/office/word/2018/wordml/cex" xmlns:w16cid="http://schemas.microsoft.com/office/word/2016/wordml/cid" xmlns:w16="http://schemas.microsoft.com/office/word/2018/wordml" xmlns:w16du="http://schemas.microsoft.com/office/word/2023/wordml/word16du" xmlns:w16sdtdh="http://schemas.microsoft.com/office/word/2020/wordml/sdtdatahash" xmlns:w16sdtfl="http://schemas.microsoft.com/office/word/2024/wordml/sdtformatlock" xmlns:w16se="http://schemas.microsoft.com/office/word/2015/wordml/symex" xmlns:wpg="http://schemas.microsoft.com/office/word/2010/wordprocessingGroup" xmlns:wpi="http://schemas.microsoft.com/office/word/2010/wordprocessingInk" xmlns:wne="http://schemas.microsoft.com/office/word/2006/wordml" xmlns:wps="http://schemas.microsoft.com/office/word/2010/wordprocessingShape" mc:Ignorable="w14 w15 w16se w16cid w16 w16cex w16sdtdh w16sdtfl w16du wp14">
   <w:p>
     <w:pPr>
       <w:pStyle w:val="a8"/>
@@ -17230,7 +16599,7 @@
 </file>
 
 <file path=word/footer2.xml><?xml version="1.0" encoding="utf-8"?>
-<w:ftr xmlns:wpc="http://schemas.microsoft.com/office/word/2010/wordprocessingCanvas" xmlns:cx="http://schemas.microsoft.com/office/drawing/2014/chartex" xmlns:cx1="http://schemas.microsoft.com/office/drawing/2015/9/8/chartex" xmlns:cx2="http://schemas.microsoft.com/office/drawing/2015/10/21/chartex" xmlns:cx3="http://schemas.microsoft.com/office/drawing/2016/5/9/chartex" xmlns:cx4="http://schemas.microsoft.com/office/drawing/2016/5/10/chartex" xmlns:cx5="http://schemas.microsoft.com/office/drawing/2016/5/11/chartex" xmlns:cx6="http://schemas.microsoft.com/office/drawing/2016/5/12/chartex" xmlns:cx7="http://schemas.microsoft.com/office/drawing/2016/5/13/chartex" xmlns:cx8="http://schemas.microsoft.com/office/drawing/2016/5/14/chartex" xmlns:mc="http://schemas.openxmlformats.org/markup-compatibility/2006" xmlns:aink="http://schemas.microsoft.com/office/drawing/2016/ink" xmlns:am3d="http://schemas.microsoft.com/office/drawing/2017/model3d" xmlns:o="urn:schemas-microsoft-com:office:office" xmlns:r="http://schemas.openxmlformats.org/officeDocument/2006/relationships" xmlns:m="http://schemas.openxmlformats.org/officeDocument/2006/math" xmlns:v="urn:schemas-microsoft-com:vml" xmlns:wp14="http://schemas.microsoft.com/office/word/2010/wordprocessingDrawing" xmlns:wp="http://schemas.openxmlformats.org/drawingml/2006/wordprocessingDrawing" xmlns:w10="urn:schemas-microsoft-com:office:word" xmlns:w="http://schemas.openxmlformats.org/wordprocessingml/2006/main" xmlns:w14="http://schemas.microsoft.com/office/word/2010/wordml" xmlns:w15="http://schemas.microsoft.com/office/word/2012/wordml" xmlns:w16cex="http://schemas.microsoft.com/office/word/2018/wordml/cex" xmlns:w16cid="http://schemas.microsoft.com/office/word/2016/wordml/cid" xmlns:w16="http://schemas.microsoft.com/office/word/2018/wordml" xmlns:w16sdtdh="http://schemas.microsoft.com/office/word/2020/wordml/sdtdatahash" xmlns:w16se="http://schemas.microsoft.com/office/word/2015/wordml/symex" xmlns:wpg="http://schemas.microsoft.com/office/word/2010/wordprocessingGroup" xmlns:wpi="http://schemas.microsoft.com/office/word/2010/wordprocessingInk" xmlns:wne="http://schemas.microsoft.com/office/word/2006/wordml" xmlns:wps="http://schemas.microsoft.com/office/word/2010/wordprocessingShape" mc:Ignorable="w14 w15 w16se w16cid w16 w16cex w16sdtdh wp14">
+<w:ftr xmlns:wpc="http://schemas.microsoft.com/office/word/2010/wordprocessingCanvas" xmlns:cx="http://schemas.microsoft.com/office/drawing/2014/chartex" xmlns:cx1="http://schemas.microsoft.com/office/drawing/2015/9/8/chartex" xmlns:cx2="http://schemas.microsoft.com/office/drawing/2015/10/21/chartex" xmlns:cx3="http://schemas.microsoft.com/office/drawing/2016/5/9/chartex" xmlns:cx4="http://schemas.microsoft.com/office/drawing/2016/5/10/chartex" xmlns:cx5="http://schemas.microsoft.com/office/drawing/2016/5/11/chartex" xmlns:cx6="http://schemas.microsoft.com/office/drawing/2016/5/12/chartex" xmlns:cx7="http://schemas.microsoft.com/office/drawing/2016/5/13/chartex" xmlns:cx8="http://schemas.microsoft.com/office/drawing/2016/5/14/chartex" xmlns:mc="http://schemas.openxmlformats.org/markup-compatibility/2006" xmlns:aink="http://schemas.microsoft.com/office/drawing/2016/ink" xmlns:am3d="http://schemas.microsoft.com/office/drawing/2017/model3d" xmlns:o="urn:schemas-microsoft-com:office:office" xmlns:oel="http://schemas.microsoft.com/office/2019/extlst" xmlns:r="http://schemas.openxmlformats.org/officeDocument/2006/relationships" xmlns:m="http://schemas.openxmlformats.org/officeDocument/2006/math" xmlns:v="urn:schemas-microsoft-com:vml" xmlns:wp14="http://schemas.microsoft.com/office/word/2010/wordprocessingDrawing" xmlns:wp="http://schemas.openxmlformats.org/drawingml/2006/wordprocessingDrawing" xmlns:w10="urn:schemas-microsoft-com:office:word" xmlns:w="http://schemas.openxmlformats.org/wordprocessingml/2006/main" xmlns:w14="http://schemas.microsoft.com/office/word/2010/wordml" xmlns:w15="http://schemas.microsoft.com/office/word/2012/wordml" xmlns:w16cex="http://schemas.microsoft.com/office/word/2018/wordml/cex" xmlns:w16cid="http://schemas.microsoft.com/office/word/2016/wordml/cid" xmlns:w16="http://schemas.microsoft.com/office/word/2018/wordml" xmlns:w16du="http://schemas.microsoft.com/office/word/2023/wordml/word16du" xmlns:w16sdtdh="http://schemas.microsoft.com/office/word/2020/wordml/sdtdatahash" xmlns:w16sdtfl="http://schemas.microsoft.com/office/word/2024/wordml/sdtformatlock" xmlns:w16se="http://schemas.microsoft.com/office/word/2015/wordml/symex" xmlns:wpg="http://schemas.microsoft.com/office/word/2010/wordprocessingGroup" xmlns:wpi="http://schemas.microsoft.com/office/word/2010/wordprocessingInk" xmlns:wne="http://schemas.microsoft.com/office/word/2006/wordml" xmlns:wps="http://schemas.microsoft.com/office/word/2010/wordprocessingShape" mc:Ignorable="w14 w15 w16se w16cid w16 w16cex w16sdtdh w16sdtfl w16du wp14">
   <w:p>
     <w:pPr>
       <w:pStyle w:val="a8"/>
@@ -17240,7 +16609,7 @@
 </file>
 
 <file path=word/footer3.xml><?xml version="1.0" encoding="utf-8"?>
-<w:ftr xmlns:wpc="http://schemas.microsoft.com/office/word/2010/wordprocessingCanvas" xmlns:cx="http://schemas.microsoft.com/office/drawing/2014/chartex" xmlns:cx1="http://schemas.microsoft.com/office/drawing/2015/9/8/chartex" xmlns:cx2="http://schemas.microsoft.com/office/drawing/2015/10/21/chartex" xmlns:cx3="http://schemas.microsoft.com/office/drawing/2016/5/9/chartex" xmlns:cx4="http://schemas.microsoft.com/office/drawing/2016/5/10/chartex" xmlns:cx5="http://schemas.microsoft.com/office/drawing/2016/5/11/chartex" xmlns:cx6="http://schemas.microsoft.com/office/drawing/2016/5/12/chartex" xmlns:cx7="http://schemas.microsoft.com/office/drawing/2016/5/13/chartex" xmlns:cx8="http://schemas.microsoft.com/office/drawing/2016/5/14/chartex" xmlns:mc="http://schemas.openxmlformats.org/markup-compatibility/2006" xmlns:aink="http://schemas.microsoft.com/office/drawing/2016/ink" xmlns:am3d="http://schemas.microsoft.com/office/drawing/2017/model3d" xmlns:o="urn:schemas-microsoft-com:office:office" xmlns:r="http://schemas.openxmlformats.org/officeDocument/2006/relationships" xmlns:m="http://schemas.openxmlformats.org/officeDocument/2006/math" xmlns:v="urn:schemas-microsoft-com:vml" xmlns:wp14="http://schemas.microsoft.com/office/word/2010/wordprocessingDrawing" xmlns:wp="http://schemas.openxmlformats.org/drawingml/2006/wordprocessingDrawing" xmlns:w10="urn:schemas-microsoft-com:office:word" xmlns:w="http://schemas.openxmlformats.org/wordprocessingml/2006/main" xmlns:w14="http://schemas.microsoft.com/office/word/2010/wordml" xmlns:w15="http://schemas.microsoft.com/office/word/2012/wordml" xmlns:w16cex="http://schemas.microsoft.com/office/word/2018/wordml/cex" xmlns:w16cid="http://schemas.microsoft.com/office/word/2016/wordml/cid" xmlns:w16="http://schemas.microsoft.com/office/word/2018/wordml" xmlns:w16sdtdh="http://schemas.microsoft.com/office/word/2020/wordml/sdtdatahash" xmlns:w16se="http://schemas.microsoft.com/office/word/2015/wordml/symex" xmlns:wpg="http://schemas.microsoft.com/office/word/2010/wordprocessingGroup" xmlns:wpi="http://schemas.microsoft.com/office/word/2010/wordprocessingInk" xmlns:wne="http://schemas.microsoft.com/office/word/2006/wordml" xmlns:wps="http://schemas.microsoft.com/office/word/2010/wordprocessingShape" mc:Ignorable="w14 w15 w16se w16cid w16 w16cex w16sdtdh wp14">
+<w:ftr xmlns:wpc="http://schemas.microsoft.com/office/word/2010/wordprocessingCanvas" xmlns:cx="http://schemas.microsoft.com/office/drawing/2014/chartex" xmlns:cx1="http://schemas.microsoft.com/office/drawing/2015/9/8/chartex" xmlns:cx2="http://schemas.microsoft.com/office/drawing/2015/10/21/chartex" xmlns:cx3="http://schemas.microsoft.com/office/drawing/2016/5/9/chartex" xmlns:cx4="http://schemas.microsoft.com/office/drawing/2016/5/10/chartex" xmlns:cx5="http://schemas.microsoft.com/office/drawing/2016/5/11/chartex" xmlns:cx6="http://schemas.microsoft.com/office/drawing/2016/5/12/chartex" xmlns:cx7="http://schemas.microsoft.com/office/drawing/2016/5/13/chartex" xmlns:cx8="http://schemas.microsoft.com/office/drawing/2016/5/14/chartex" xmlns:mc="http://schemas.openxmlformats.org/markup-compatibility/2006" xmlns:aink="http://schemas.microsoft.com/office/drawing/2016/ink" xmlns:am3d="http://schemas.microsoft.com/office/drawing/2017/model3d" xmlns:o="urn:schemas-microsoft-com:office:office" xmlns:oel="http://schemas.microsoft.com/office/2019/extlst" xmlns:r="http://schemas.openxmlformats.org/officeDocument/2006/relationships" xmlns:m="http://schemas.openxmlformats.org/officeDocument/2006/math" xmlns:v="urn:schemas-microsoft-com:vml" xmlns:wp14="http://schemas.microsoft.com/office/word/2010/wordprocessingDrawing" xmlns:wp="http://schemas.openxmlformats.org/drawingml/2006/wordprocessingDrawing" xmlns:w10="urn:schemas-microsoft-com:office:word" xmlns:w="http://schemas.openxmlformats.org/wordprocessingml/2006/main" xmlns:w14="http://schemas.microsoft.com/office/word/2010/wordml" xmlns:w15="http://schemas.microsoft.com/office/word/2012/wordml" xmlns:w16cex="http://schemas.microsoft.com/office/word/2018/wordml/cex" xmlns:w16cid="http://schemas.microsoft.com/office/word/2016/wordml/cid" xmlns:w16="http://schemas.microsoft.com/office/word/2018/wordml" xmlns:w16du="http://schemas.microsoft.com/office/word/2023/wordml/word16du" xmlns:w16sdtdh="http://schemas.microsoft.com/office/word/2020/wordml/sdtdatahash" xmlns:w16sdtfl="http://schemas.microsoft.com/office/word/2024/wordml/sdtformatlock" xmlns:w16se="http://schemas.microsoft.com/office/word/2015/wordml/symex" xmlns:wpg="http://schemas.microsoft.com/office/word/2010/wordprocessingGroup" xmlns:wpi="http://schemas.microsoft.com/office/word/2010/wordprocessingInk" xmlns:wne="http://schemas.microsoft.com/office/word/2006/wordml" xmlns:wps="http://schemas.microsoft.com/office/word/2010/wordprocessingShape" mc:Ignorable="w14 w15 w16se w16cid w16 w16cex w16sdtdh w16sdtfl w16du wp14">
   <w:p>
     <w:pPr>
       <w:pStyle w:val="a8"/>
@@ -17250,7 +16619,7 @@
 </file>
 
 <file path=word/footnotes.xml><?xml version="1.0" encoding="utf-8"?>
-<w:footnotes xmlns:wpc="http://schemas.microsoft.com/office/word/2010/wordprocessingCanvas" xmlns:cx="http://schemas.microsoft.com/office/drawing/2014/chartex" xmlns:cx1="http://schemas.microsoft.com/office/drawing/2015/9/8/chartex" xmlns:cx2="http://schemas.microsoft.com/office/drawing/2015/10/21/chartex" xmlns:cx3="http://schemas.microsoft.com/office/drawing/2016/5/9/chartex" xmlns:cx4="http://schemas.microsoft.com/office/drawing/2016/5/10/chartex" xmlns:cx5="http://schemas.microsoft.com/office/drawing/2016/5/11/chartex" xmlns:cx6="http://schemas.microsoft.com/office/drawing/2016/5/12/chartex" xmlns:cx7="http://schemas.microsoft.com/office/drawing/2016/5/13/chartex" xmlns:cx8="http://schemas.microsoft.com/office/drawing/2016/5/14/chartex" xmlns:mc="http://schemas.openxmlformats.org/markup-compatibility/2006" xmlns:aink="http://schemas.microsoft.com/office/drawing/2016/ink" xmlns:am3d="http://schemas.microsoft.com/office/drawing/2017/model3d" xmlns:o="urn:schemas-microsoft-com:office:office" xmlns:r="http://schemas.openxmlformats.org/officeDocument/2006/relationships" xmlns:m="http://schemas.openxmlformats.org/officeDocument/2006/math" xmlns:v="urn:schemas-microsoft-com:vml" xmlns:wp14="http://schemas.microsoft.com/office/word/2010/wordprocessingDrawing" xmlns:wp="http://schemas.openxmlformats.org/drawingml/2006/wordprocessingDrawing" xmlns:w10="urn:schemas-microsoft-com:office:word" xmlns:w="http://schemas.openxmlformats.org/wordprocessingml/2006/main" xmlns:w14="http://schemas.microsoft.com/office/word/2010/wordml" xmlns:w15="http://schemas.microsoft.com/office/word/2012/wordml" xmlns:w16cex="http://schemas.microsoft.com/office/word/2018/wordml/cex" xmlns:w16cid="http://schemas.microsoft.com/office/word/2016/wordml/cid" xmlns:w16="http://schemas.microsoft.com/office/word/2018/wordml" xmlns:w16sdtdh="http://schemas.microsoft.com/office/word/2020/wordml/sdtdatahash" xmlns:w16se="http://schemas.microsoft.com/office/word/2015/wordml/symex" xmlns:wpg="http://schemas.microsoft.com/office/word/2010/wordprocessingGroup" xmlns:wpi="http://schemas.microsoft.com/office/word/2010/wordprocessingInk" xmlns:wne="http://schemas.microsoft.com/office/word/2006/wordml" xmlns:wps="http://schemas.microsoft.com/office/word/2010/wordprocessingShape" mc:Ignorable="w14 w15 w16se w16cid w16 w16cex w16sdtdh wp14">
+<w:footnotes xmlns:wpc="http://schemas.microsoft.com/office/word/2010/wordprocessingCanvas" xmlns:cx="http://schemas.microsoft.com/office/drawing/2014/chartex" xmlns:cx1="http://schemas.microsoft.com/office/drawing/2015/9/8/chartex" xmlns:cx2="http://schemas.microsoft.com/office/drawing/2015/10/21/chartex" xmlns:cx3="http://schemas.microsoft.com/office/drawing/2016/5/9/chartex" xmlns:cx4="http://schemas.microsoft.com/office/drawing/2016/5/10/chartex" xmlns:cx5="http://schemas.microsoft.com/office/drawing/2016/5/11/chartex" xmlns:cx6="http://schemas.microsoft.com/office/drawing/2016/5/12/chartex" xmlns:cx7="http://schemas.microsoft.com/office/drawing/2016/5/13/chartex" xmlns:cx8="http://schemas.microsoft.com/office/drawing/2016/5/14/chartex" xmlns:mc="http://schemas.openxmlformats.org/markup-compatibility/2006" xmlns:aink="http://schemas.microsoft.com/office/drawing/2016/ink" xmlns:am3d="http://schemas.microsoft.com/office/drawing/2017/model3d" xmlns:o="urn:schemas-microsoft-com:office:office" xmlns:oel="http://schemas.microsoft.com/office/2019/extlst" xmlns:r="http://schemas.openxmlformats.org/officeDocument/2006/relationships" xmlns:m="http://schemas.openxmlformats.org/officeDocument/2006/math" xmlns:v="urn:schemas-microsoft-com:vml" xmlns:wp14="http://schemas.microsoft.com/office/word/2010/wordprocessingDrawing" xmlns:wp="http://schemas.openxmlformats.org/drawingml/2006/wordprocessingDrawing" xmlns:w10="urn:schemas-microsoft-com:office:word" xmlns:w="http://schemas.openxmlformats.org/wordprocessingml/2006/main" xmlns:w14="http://schemas.microsoft.com/office/word/2010/wordml" xmlns:w15="http://schemas.microsoft.com/office/word/2012/wordml" xmlns:w16cex="http://schemas.microsoft.com/office/word/2018/wordml/cex" xmlns:w16cid="http://schemas.microsoft.com/office/word/2016/wordml/cid" xmlns:w16="http://schemas.microsoft.com/office/word/2018/wordml" xmlns:w16du="http://schemas.microsoft.com/office/word/2023/wordml/word16du" xmlns:w16sdtdh="http://schemas.microsoft.com/office/word/2020/wordml/sdtdatahash" xmlns:w16sdtfl="http://schemas.microsoft.com/office/word/2024/wordml/sdtformatlock" xmlns:w16se="http://schemas.microsoft.com/office/word/2015/wordml/symex" xmlns:wpg="http://schemas.microsoft.com/office/word/2010/wordprocessingGroup" xmlns:wpi="http://schemas.microsoft.com/office/word/2010/wordprocessingInk" xmlns:wne="http://schemas.microsoft.com/office/word/2006/wordml" xmlns:wps="http://schemas.microsoft.com/office/word/2010/wordprocessingShape" mc:Ignorable="w14 w15 w16se w16cid w16 w16cex w16sdtdh w16sdtfl w16du wp14">
   <w:footnote w:type="separator" w:id="-1">
     <w:p>
       <w:r>
@@ -17269,7 +16638,7 @@
 </file>
 
 <file path=word/header1.xml><?xml version="1.0" encoding="utf-8"?>
-<w:hdr xmlns:wpc="http://schemas.microsoft.com/office/word/2010/wordprocessingCanvas" xmlns:cx="http://schemas.microsoft.com/office/drawing/2014/chartex" xmlns:cx1="http://schemas.microsoft.com/office/drawing/2015/9/8/chartex" xmlns:cx2="http://schemas.microsoft.com/office/drawing/2015/10/21/chartex" xmlns:cx3="http://schemas.microsoft.com/office/drawing/2016/5/9/chartex" xmlns:cx4="http://schemas.microsoft.com/office/drawing/2016/5/10/chartex" xmlns:cx5="http://schemas.microsoft.com/office/drawing/2016/5/11/chartex" xmlns:cx6="http://schemas.microsoft.com/office/drawing/2016/5/12/chartex" xmlns:cx7="http://schemas.microsoft.com/office/drawing/2016/5/13/chartex" xmlns:cx8="http://schemas.microsoft.com/office/drawing/2016/5/14/chartex" xmlns:mc="http://schemas.openxmlformats.org/markup-compatibility/2006" xmlns:aink="http://schemas.microsoft.com/office/drawing/2016/ink" xmlns:am3d="http://schemas.microsoft.com/office/drawing/2017/model3d" xmlns:o="urn:schemas-microsoft-com:office:office" xmlns:r="http://schemas.openxmlformats.org/officeDocument/2006/relationships" xmlns:m="http://schemas.openxmlformats.org/officeDocument/2006/math" xmlns:v="urn:schemas-microsoft-com:vml" xmlns:wp14="http://schemas.microsoft.com/office/word/2010/wordprocessingDrawing" xmlns:wp="http://schemas.openxmlformats.org/drawingml/2006/wordprocessingDrawing" xmlns:w10="urn:schemas-microsoft-com:office:word" xmlns:w="http://schemas.openxmlformats.org/wordprocessingml/2006/main" xmlns:w14="http://schemas.microsoft.com/office/word/2010/wordml" xmlns:w15="http://schemas.microsoft.com/office/word/2012/wordml" xmlns:w16cex="http://schemas.microsoft.com/office/word/2018/wordml/cex" xmlns:w16cid="http://schemas.microsoft.com/office/word/2016/wordml/cid" xmlns:w16="http://schemas.microsoft.com/office/word/2018/wordml" xmlns:w16sdtdh="http://schemas.microsoft.com/office/word/2020/wordml/sdtdatahash" xmlns:w16se="http://schemas.microsoft.com/office/word/2015/wordml/symex" xmlns:wpg="http://schemas.microsoft.com/office/word/2010/wordprocessingGroup" xmlns:wpi="http://schemas.microsoft.com/office/word/2010/wordprocessingInk" xmlns:wne="http://schemas.microsoft.com/office/word/2006/wordml" xmlns:wps="http://schemas.microsoft.com/office/word/2010/wordprocessingShape" mc:Ignorable="w14 w15 w16se w16cid w16 w16cex w16sdtdh wp14">
+<w:hdr xmlns:wpc="http://schemas.microsoft.com/office/word/2010/wordprocessingCanvas" xmlns:cx="http://schemas.microsoft.com/office/drawing/2014/chartex" xmlns:cx1="http://schemas.microsoft.com/office/drawing/2015/9/8/chartex" xmlns:cx2="http://schemas.microsoft.com/office/drawing/2015/10/21/chartex" xmlns:cx3="http://schemas.microsoft.com/office/drawing/2016/5/9/chartex" xmlns:cx4="http://schemas.microsoft.com/office/drawing/2016/5/10/chartex" xmlns:cx5="http://schemas.microsoft.com/office/drawing/2016/5/11/chartex" xmlns:cx6="http://schemas.microsoft.com/office/drawing/2016/5/12/chartex" xmlns:cx7="http://schemas.microsoft.com/office/drawing/2016/5/13/chartex" xmlns:cx8="http://schemas.microsoft.com/office/drawing/2016/5/14/chartex" xmlns:mc="http://schemas.openxmlformats.org/markup-compatibility/2006" xmlns:aink="http://schemas.microsoft.com/office/drawing/2016/ink" xmlns:am3d="http://schemas.microsoft.com/office/drawing/2017/model3d" xmlns:o="urn:schemas-microsoft-com:office:office" xmlns:oel="http://schemas.microsoft.com/office/2019/extlst" xmlns:r="http://schemas.openxmlformats.org/officeDocument/2006/relationships" xmlns:m="http://schemas.openxmlformats.org/officeDocument/2006/math" xmlns:v="urn:schemas-microsoft-com:vml" xmlns:wp14="http://schemas.microsoft.com/office/word/2010/wordprocessingDrawing" xmlns:wp="http://schemas.openxmlformats.org/drawingml/2006/wordprocessingDrawing" xmlns:w10="urn:schemas-microsoft-com:office:word" xmlns:w="http://schemas.openxmlformats.org/wordprocessingml/2006/main" xmlns:w14="http://schemas.microsoft.com/office/word/2010/wordml" xmlns:w15="http://schemas.microsoft.com/office/word/2012/wordml" xmlns:w16cex="http://schemas.microsoft.com/office/word/2018/wordml/cex" xmlns:w16cid="http://schemas.microsoft.com/office/word/2016/wordml/cid" xmlns:w16="http://schemas.microsoft.com/office/word/2018/wordml" xmlns:w16du="http://schemas.microsoft.com/office/word/2023/wordml/word16du" xmlns:w16sdtdh="http://schemas.microsoft.com/office/word/2020/wordml/sdtdatahash" xmlns:w16sdtfl="http://schemas.microsoft.com/office/word/2024/wordml/sdtformatlock" xmlns:w16se="http://schemas.microsoft.com/office/word/2015/wordml/symex" xmlns:wpg="http://schemas.microsoft.com/office/word/2010/wordprocessingGroup" xmlns:wpi="http://schemas.microsoft.com/office/word/2010/wordprocessingInk" xmlns:wne="http://schemas.microsoft.com/office/word/2006/wordml" xmlns:wps="http://schemas.microsoft.com/office/word/2010/wordprocessingShape" mc:Ignorable="w14 w15 w16se w16cid w16 w16cex w16sdtdh w16sdtfl w16du wp14">
   <w:p>
     <w:pPr>
       <w:pStyle w:val="a6"/>
@@ -17279,7 +16648,7 @@
 </file>
 
 <file path=word/header2.xml><?xml version="1.0" encoding="utf-8"?>
-<w:hdr xmlns:wpc="http://schemas.microsoft.com/office/word/2010/wordprocessingCanvas" xmlns:cx="http://schemas.microsoft.com/office/drawing/2014/chartex" xmlns:cx1="http://schemas.microsoft.com/office/drawing/2015/9/8/chartex" xmlns:cx2="http://schemas.microsoft.com/office/drawing/2015/10/21/chartex" xmlns:cx3="http://schemas.microsoft.com/office/drawing/2016/5/9/chartex" xmlns:cx4="http://schemas.microsoft.com/office/drawing/2016/5/10/chartex" xmlns:cx5="http://schemas.microsoft.com/office/drawing/2016/5/11/chartex" xmlns:cx6="http://schemas.microsoft.com/office/drawing/2016/5/12/chartex" xmlns:cx7="http://schemas.microsoft.com/office/drawing/2016/5/13/chartex" xmlns:cx8="http://schemas.microsoft.com/office/drawing/2016/5/14/chartex" xmlns:mc="http://schemas.openxmlformats.org/markup-compatibility/2006" xmlns:aink="http://schemas.microsoft.com/office/drawing/2016/ink" xmlns:am3d="http://schemas.microsoft.com/office/drawing/2017/model3d" xmlns:o="urn:schemas-microsoft-com:office:office" xmlns:r="http://schemas.openxmlformats.org/officeDocument/2006/relationships" xmlns:m="http://schemas.openxmlformats.org/officeDocument/2006/math" xmlns:v="urn:schemas-microsoft-com:vml" xmlns:wp14="http://schemas.microsoft.com/office/word/2010/wordprocessingDrawing" xmlns:wp="http://schemas.openxmlformats.org/drawingml/2006/wordprocessingDrawing" xmlns:w10="urn:schemas-microsoft-com:office:word" xmlns:w="http://schemas.openxmlformats.org/wordprocessingml/2006/main" xmlns:w14="http://schemas.microsoft.com/office/word/2010/wordml" xmlns:w15="http://schemas.microsoft.com/office/word/2012/wordml" xmlns:w16cex="http://schemas.microsoft.com/office/word/2018/wordml/cex" xmlns:w16cid="http://schemas.microsoft.com/office/word/2016/wordml/cid" xmlns:w16="http://schemas.microsoft.com/office/word/2018/wordml" xmlns:w16sdtdh="http://schemas.microsoft.com/office/word/2020/wordml/sdtdatahash" xmlns:w16se="http://schemas.microsoft.com/office/word/2015/wordml/symex" xmlns:wpg="http://schemas.microsoft.com/office/word/2010/wordprocessingGroup" xmlns:wpi="http://schemas.microsoft.com/office/word/2010/wordprocessingInk" xmlns:wne="http://schemas.microsoft.com/office/word/2006/wordml" xmlns:wps="http://schemas.microsoft.com/office/word/2010/wordprocessingShape" mc:Ignorable="w14 w15 w16se w16cid w16 w16cex w16sdtdh wp14">
+<w:hdr xmlns:wpc="http://schemas.microsoft.com/office/word/2010/wordprocessingCanvas" xmlns:cx="http://schemas.microsoft.com/office/drawing/2014/chartex" xmlns:cx1="http://schemas.microsoft.com/office/drawing/2015/9/8/chartex" xmlns:cx2="http://schemas.microsoft.com/office/drawing/2015/10/21/chartex" xmlns:cx3="http://schemas.microsoft.com/office/drawing/2016/5/9/chartex" xmlns:cx4="http://schemas.microsoft.com/office/drawing/2016/5/10/chartex" xmlns:cx5="http://schemas.microsoft.com/office/drawing/2016/5/11/chartex" xmlns:cx6="http://schemas.microsoft.com/office/drawing/2016/5/12/chartex" xmlns:cx7="http://schemas.microsoft.com/office/drawing/2016/5/13/chartex" xmlns:cx8="http://schemas.microsoft.com/office/drawing/2016/5/14/chartex" xmlns:mc="http://schemas.openxmlformats.org/markup-compatibility/2006" xmlns:aink="http://schemas.microsoft.com/office/drawing/2016/ink" xmlns:am3d="http://schemas.microsoft.com/office/drawing/2017/model3d" xmlns:o="urn:schemas-microsoft-com:office:office" xmlns:oel="http://schemas.microsoft.com/office/2019/extlst" xmlns:r="http://schemas.openxmlformats.org/officeDocument/2006/relationships" xmlns:m="http://schemas.openxmlformats.org/officeDocument/2006/math" xmlns:v="urn:schemas-microsoft-com:vml" xmlns:wp14="http://schemas.microsoft.com/office/word/2010/wordprocessingDrawing" xmlns:wp="http://schemas.openxmlformats.org/drawingml/2006/wordprocessingDrawing" xmlns:w10="urn:schemas-microsoft-com:office:word" xmlns:w="http://schemas.openxmlformats.org/wordprocessingml/2006/main" xmlns:w14="http://schemas.microsoft.com/office/word/2010/wordml" xmlns:w15="http://schemas.microsoft.com/office/word/2012/wordml" xmlns:w16cex="http://schemas.microsoft.com/office/word/2018/wordml/cex" xmlns:w16cid="http://schemas.microsoft.com/office/word/2016/wordml/cid" xmlns:w16="http://schemas.microsoft.com/office/word/2018/wordml" xmlns:w16du="http://schemas.microsoft.com/office/word/2023/wordml/word16du" xmlns:w16sdtdh="http://schemas.microsoft.com/office/word/2020/wordml/sdtdatahash" xmlns:w16sdtfl="http://schemas.microsoft.com/office/word/2024/wordml/sdtformatlock" xmlns:w16se="http://schemas.microsoft.com/office/word/2015/wordml/symex" xmlns:wpg="http://schemas.microsoft.com/office/word/2010/wordprocessingGroup" xmlns:wpi="http://schemas.microsoft.com/office/word/2010/wordprocessingInk" xmlns:wne="http://schemas.microsoft.com/office/word/2006/wordml" xmlns:wps="http://schemas.microsoft.com/office/word/2010/wordprocessingShape" mc:Ignorable="w14 w15 w16se w16cid w16 w16cex w16sdtdh w16sdtfl w16du wp14">
   <w:p>
     <w:pPr>
       <w:pStyle w:val="a6"/>
@@ -17289,7 +16658,7 @@
 </file>
 
 <file path=word/header3.xml><?xml version="1.0" encoding="utf-8"?>
-<w:hdr xmlns:wpc="http://schemas.microsoft.com/office/word/2010/wordprocessingCanvas" xmlns:cx="http://schemas.microsoft.com/office/drawing/2014/chartex" xmlns:cx1="http://schemas.microsoft.com/office/drawing/2015/9/8/chartex" xmlns:cx2="http://schemas.microsoft.com/office/drawing/2015/10/21/chartex" xmlns:cx3="http://schemas.microsoft.com/office/drawing/2016/5/9/chartex" xmlns:cx4="http://schemas.microsoft.com/office/drawing/2016/5/10/chartex" xmlns:cx5="http://schemas.microsoft.com/office/drawing/2016/5/11/chartex" xmlns:cx6="http://schemas.microsoft.com/office/drawing/2016/5/12/chartex" xmlns:cx7="http://schemas.microsoft.com/office/drawing/2016/5/13/chartex" xmlns:cx8="http://schemas.microsoft.com/office/drawing/2016/5/14/chartex" xmlns:mc="http://schemas.openxmlformats.org/markup-compatibility/2006" xmlns:aink="http://schemas.microsoft.com/office/drawing/2016/ink" xmlns:am3d="http://schemas.microsoft.com/office/drawing/2017/model3d" xmlns:o="urn:schemas-microsoft-com:office:office" xmlns:r="http://schemas.openxmlformats.org/officeDocument/2006/relationships" xmlns:m="http://schemas.openxmlformats.org/officeDocument/2006/math" xmlns:v="urn:schemas-microsoft-com:vml" xmlns:wp14="http://schemas.microsoft.com/office/word/2010/wordprocessingDrawing" xmlns:wp="http://schemas.openxmlformats.org/drawingml/2006/wordprocessingDrawing" xmlns:w10="urn:schemas-microsoft-com:office:word" xmlns:w="http://schemas.openxmlformats.org/wordprocessingml/2006/main" xmlns:w14="http://schemas.microsoft.com/office/word/2010/wordml" xmlns:w15="http://schemas.microsoft.com/office/word/2012/wordml" xmlns:w16cex="http://schemas.microsoft.com/office/word/2018/wordml/cex" xmlns:w16cid="http://schemas.microsoft.com/office/word/2016/wordml/cid" xmlns:w16="http://schemas.microsoft.com/office/word/2018/wordml" xmlns:w16sdtdh="http://schemas.microsoft.com/office/word/2020/wordml/sdtdatahash" xmlns:w16se="http://schemas.microsoft.com/office/word/2015/wordml/symex" xmlns:wpg="http://schemas.microsoft.com/office/word/2010/wordprocessingGroup" xmlns:wpi="http://schemas.microsoft.com/office/word/2010/wordprocessingInk" xmlns:wne="http://schemas.microsoft.com/office/word/2006/wordml" xmlns:wps="http://schemas.microsoft.com/office/word/2010/wordprocessingShape" mc:Ignorable="w14 w15 w16se w16cid w16 w16cex w16sdtdh wp14">
+<w:hdr xmlns:wpc="http://schemas.microsoft.com/office/word/2010/wordprocessingCanvas" xmlns:cx="http://schemas.microsoft.com/office/drawing/2014/chartex" xmlns:cx1="http://schemas.microsoft.com/office/drawing/2015/9/8/chartex" xmlns:cx2="http://schemas.microsoft.com/office/drawing/2015/10/21/chartex" xmlns:cx3="http://schemas.microsoft.com/office/drawing/2016/5/9/chartex" xmlns:cx4="http://schemas.microsoft.com/office/drawing/2016/5/10/chartex" xmlns:cx5="http://schemas.microsoft.com/office/drawing/2016/5/11/chartex" xmlns:cx6="http://schemas.microsoft.com/office/drawing/2016/5/12/chartex" xmlns:cx7="http://schemas.microsoft.com/office/drawing/2016/5/13/chartex" xmlns:cx8="http://schemas.microsoft.com/office/drawing/2016/5/14/chartex" xmlns:mc="http://schemas.openxmlformats.org/markup-compatibility/2006" xmlns:aink="http://schemas.microsoft.com/office/drawing/2016/ink" xmlns:am3d="http://schemas.microsoft.com/office/drawing/2017/model3d" xmlns:o="urn:schemas-microsoft-com:office:office" xmlns:oel="http://schemas.microsoft.com/office/2019/extlst" xmlns:r="http://schemas.openxmlformats.org/officeDocument/2006/relationships" xmlns:m="http://schemas.openxmlformats.org/officeDocument/2006/math" xmlns:v="urn:schemas-microsoft-com:vml" xmlns:wp14="http://schemas.microsoft.com/office/word/2010/wordprocessingDrawing" xmlns:wp="http://schemas.openxmlformats.org/drawingml/2006/wordprocessingDrawing" xmlns:w10="urn:schemas-microsoft-com:office:word" xmlns:w="http://schemas.openxmlformats.org/wordprocessingml/2006/main" xmlns:w14="http://schemas.microsoft.com/office/word/2010/wordml" xmlns:w15="http://schemas.microsoft.com/office/word/2012/wordml" xmlns:w16cex="http://schemas.microsoft.com/office/word/2018/wordml/cex" xmlns:w16cid="http://schemas.microsoft.com/office/word/2016/wordml/cid" xmlns:w16="http://schemas.microsoft.com/office/word/2018/wordml" xmlns:w16du="http://schemas.microsoft.com/office/word/2023/wordml/word16du" xmlns:w16sdtdh="http://schemas.microsoft.com/office/word/2020/wordml/sdtdatahash" xmlns:w16sdtfl="http://schemas.microsoft.com/office/word/2024/wordml/sdtformatlock" xmlns:w16se="http://schemas.microsoft.com/office/word/2015/wordml/symex" xmlns:wpg="http://schemas.microsoft.com/office/word/2010/wordprocessingGroup" xmlns:wpi="http://schemas.microsoft.com/office/word/2010/wordprocessingInk" xmlns:wne="http://schemas.microsoft.com/office/word/2006/wordml" xmlns:wps="http://schemas.microsoft.com/office/word/2010/wordprocessingShape" mc:Ignorable="w14 w15 w16se w16cid w16 w16cex w16sdtdh w16sdtfl w16du wp14">
   <w:p>
     <w:pPr>
       <w:pStyle w:val="a6"/>
@@ -17299,7 +16668,7 @@
 </file>
 
 <file path=word/numbering.xml><?xml version="1.0" encoding="utf-8"?>
-<w:numbering xmlns:wpc="http://schemas.microsoft.com/office/word/2010/wordprocessingCanvas" xmlns:cx="http://schemas.microsoft.com/office/drawing/2014/chartex" xmlns:cx1="http://schemas.microsoft.com/office/drawing/2015/9/8/chartex" xmlns:cx2="http://schemas.microsoft.com/office/drawing/2015/10/21/chartex" xmlns:cx3="http://schemas.microsoft.com/office/drawing/2016/5/9/chartex" xmlns:cx4="http://schemas.microsoft.com/office/drawing/2016/5/10/chartex" xmlns:cx5="http://schemas.microsoft.com/office/drawing/2016/5/11/chartex" xmlns:cx6="http://schemas.microsoft.com/office/drawing/2016/5/12/chartex" xmlns:cx7="http://schemas.microsoft.com/office/drawing/2016/5/13/chartex" xmlns:cx8="http://schemas.microsoft.com/office/drawing/2016/5/14/chartex" xmlns:mc="http://schemas.openxmlformats.org/markup-compatibility/2006" xmlns:aink="http://schemas.microsoft.com/office/drawing/2016/ink" xmlns:am3d="http://schemas.microsoft.com/office/drawing/2017/model3d" xmlns:o="urn:schemas-microsoft-com:office:office" xmlns:r="http://schemas.openxmlformats.org/officeDocument/2006/relationships" xmlns:m="http://schemas.openxmlformats.org/officeDocument/2006/math" xmlns:v="urn:schemas-microsoft-com:vml" xmlns:wp14="http://schemas.microsoft.com/office/word/2010/wordprocessingDrawing" xmlns:wp="http://schemas.openxmlformats.org/drawingml/2006/wordprocessingDrawing" xmlns:w10="urn:schemas-microsoft-com:office:word" xmlns:w="http://schemas.openxmlformats.org/wordprocessingml/2006/main" xmlns:w14="http://schemas.microsoft.com/office/word/2010/wordml" xmlns:w15="http://schemas.microsoft.com/office/word/2012/wordml" xmlns:w16cex="http://schemas.microsoft.com/office/word/2018/wordml/cex" xmlns:w16cid="http://schemas.microsoft.com/office/word/2016/wordml/cid" xmlns:w16="http://schemas.microsoft.com/office/word/2018/wordml" xmlns:w16sdtdh="http://schemas.microsoft.com/office/word/2020/wordml/sdtdatahash" xmlns:w16se="http://schemas.microsoft.com/office/word/2015/wordml/symex" xmlns:wpg="http://schemas.microsoft.com/office/word/2010/wordprocessingGroup" xmlns:wpi="http://schemas.microsoft.com/office/word/2010/wordprocessingInk" xmlns:wne="http://schemas.microsoft.com/office/word/2006/wordml" xmlns:wps="http://schemas.microsoft.com/office/word/2010/wordprocessingShape" mc:Ignorable="w14 w15 w16se w16cid w16 w16cex w16sdtdh wp14">
+<w:numbering xmlns:wpc="http://schemas.microsoft.com/office/word/2010/wordprocessingCanvas" xmlns:cx="http://schemas.microsoft.com/office/drawing/2014/chartex" xmlns:cx1="http://schemas.microsoft.com/office/drawing/2015/9/8/chartex" xmlns:cx2="http://schemas.microsoft.com/office/drawing/2015/10/21/chartex" xmlns:cx3="http://schemas.microsoft.com/office/drawing/2016/5/9/chartex" xmlns:cx4="http://schemas.microsoft.com/office/drawing/2016/5/10/chartex" xmlns:cx5="http://schemas.microsoft.com/office/drawing/2016/5/11/chartex" xmlns:cx6="http://schemas.microsoft.com/office/drawing/2016/5/12/chartex" xmlns:cx7="http://schemas.microsoft.com/office/drawing/2016/5/13/chartex" xmlns:cx8="http://schemas.microsoft.com/office/drawing/2016/5/14/chartex" xmlns:mc="http://schemas.openxmlformats.org/markup-compatibility/2006" xmlns:aink="http://schemas.microsoft.com/office/drawing/2016/ink" xmlns:am3d="http://schemas.microsoft.com/office/drawing/2017/model3d" xmlns:o="urn:schemas-microsoft-com:office:office" xmlns:oel="http://schemas.microsoft.com/office/2019/extlst" xmlns:r="http://schemas.openxmlformats.org/officeDocument/2006/relationships" xmlns:m="http://schemas.openxmlformats.org/officeDocument/2006/math" xmlns:v="urn:schemas-microsoft-com:vml" xmlns:wp14="http://schemas.microsoft.com/office/word/2010/wordprocessingDrawing" xmlns:wp="http://schemas.openxmlformats.org/drawingml/2006/wordprocessingDrawing" xmlns:w10="urn:schemas-microsoft-com:office:word" xmlns:w="http://schemas.openxmlformats.org/wordprocessingml/2006/main" xmlns:w14="http://schemas.microsoft.com/office/word/2010/wordml" xmlns:w15="http://schemas.microsoft.com/office/word/2012/wordml" xmlns:w16cex="http://schemas.microsoft.com/office/word/2018/wordml/cex" xmlns:w16cid="http://schemas.microsoft.com/office/word/2016/wordml/cid" xmlns:w16="http://schemas.microsoft.com/office/word/2018/wordml" xmlns:w16du="http://schemas.microsoft.com/office/word/2023/wordml/word16du" xmlns:w16sdtdh="http://schemas.microsoft.com/office/word/2020/wordml/sdtdatahash" xmlns:w16sdtfl="http://schemas.microsoft.com/office/word/2024/wordml/sdtformatlock" xmlns:w16se="http://schemas.microsoft.com/office/word/2015/wordml/symex" xmlns:wpg="http://schemas.microsoft.com/office/word/2010/wordprocessingGroup" xmlns:wpi="http://schemas.microsoft.com/office/word/2010/wordprocessingInk" xmlns:wne="http://schemas.microsoft.com/office/word/2006/wordml" xmlns:wps="http://schemas.microsoft.com/office/word/2010/wordprocessingShape" mc:Ignorable="w14 w15 w16se w16cid w16 w16cex w16sdtdh w16sdtfl w16du wp14">
   <w:abstractNum w:abstractNumId="0" w15:restartNumberingAfterBreak="0">
     <w:nsid w:val="0FAD1A09"/>
     <w:multiLevelType w:val="multilevel"/>
@@ -17645,6 +17014,92 @@
     </w:lvl>
   </w:abstractNum>
   <w:abstractNum w:abstractNumId="4" w15:restartNumberingAfterBreak="0">
+    <w:nsid w:val="476D5705"/>
+    <w:multiLevelType w:val="hybridMultilevel"/>
+    <w:tmpl w:val="290ABC12"/>
+    <w:lvl w:ilvl="0" w:tplc="0419000F">
+      <w:start w:val="1"/>
+      <w:numFmt w:val="decimal"/>
+      <w:lvlText w:val="%1."/>
+      <w:lvlJc w:val="left"/>
+      <w:pPr>
+        <w:ind w:left="720" w:hanging="360"/>
+      </w:pPr>
+    </w:lvl>
+    <w:lvl w:ilvl="1" w:tplc="04190019" w:tentative="1">
+      <w:start w:val="1"/>
+      <w:numFmt w:val="lowerLetter"/>
+      <w:lvlText w:val="%2."/>
+      <w:lvlJc w:val="left"/>
+      <w:pPr>
+        <w:ind w:left="1440" w:hanging="360"/>
+      </w:pPr>
+    </w:lvl>
+    <w:lvl w:ilvl="2" w:tplc="0419001B" w:tentative="1">
+      <w:start w:val="1"/>
+      <w:numFmt w:val="lowerRoman"/>
+      <w:lvlText w:val="%3."/>
+      <w:lvlJc w:val="right"/>
+      <w:pPr>
+        <w:ind w:left="2160" w:hanging="180"/>
+      </w:pPr>
+    </w:lvl>
+    <w:lvl w:ilvl="3" w:tplc="0419000F" w:tentative="1">
+      <w:start w:val="1"/>
+      <w:numFmt w:val="decimal"/>
+      <w:lvlText w:val="%4."/>
+      <w:lvlJc w:val="left"/>
+      <w:pPr>
+        <w:ind w:left="2880" w:hanging="360"/>
+      </w:pPr>
+    </w:lvl>
+    <w:lvl w:ilvl="4" w:tplc="04190019" w:tentative="1">
+      <w:start w:val="1"/>
+      <w:numFmt w:val="lowerLetter"/>
+      <w:lvlText w:val="%5."/>
+      <w:lvlJc w:val="left"/>
+      <w:pPr>
+        <w:ind w:left="3600" w:hanging="360"/>
+      </w:pPr>
+    </w:lvl>
+    <w:lvl w:ilvl="5" w:tplc="0419001B" w:tentative="1">
+      <w:start w:val="1"/>
+      <w:numFmt w:val="lowerRoman"/>
+      <w:lvlText w:val="%6."/>
+      <w:lvlJc w:val="right"/>
+      <w:pPr>
+        <w:ind w:left="4320" w:hanging="180"/>
+      </w:pPr>
+    </w:lvl>
+    <w:lvl w:ilvl="6" w:tplc="0419000F" w:tentative="1">
+      <w:start w:val="1"/>
+      <w:numFmt w:val="decimal"/>
+      <w:lvlText w:val="%7."/>
+      <w:lvlJc w:val="left"/>
+      <w:pPr>
+        <w:ind w:left="5040" w:hanging="360"/>
+      </w:pPr>
+    </w:lvl>
+    <w:lvl w:ilvl="7" w:tplc="04190019" w:tentative="1">
+      <w:start w:val="1"/>
+      <w:numFmt w:val="lowerLetter"/>
+      <w:lvlText w:val="%8."/>
+      <w:lvlJc w:val="left"/>
+      <w:pPr>
+        <w:ind w:left="5760" w:hanging="360"/>
+      </w:pPr>
+    </w:lvl>
+    <w:lvl w:ilvl="8" w:tplc="0419001B" w:tentative="1">
+      <w:start w:val="1"/>
+      <w:numFmt w:val="lowerRoman"/>
+      <w:lvlText w:val="%9."/>
+      <w:lvlJc w:val="right"/>
+      <w:pPr>
+        <w:ind w:left="6480" w:hanging="180"/>
+      </w:pPr>
+    </w:lvl>
+  </w:abstractNum>
+  <w:abstractNum w:abstractNumId="5" w15:restartNumberingAfterBreak="0">
     <w:nsid w:val="795638EF"/>
     <w:multiLevelType w:val="multilevel"/>
     <w:tmpl w:val="B55880B0"/>
@@ -17730,26 +17185,29 @@
       </w:pPr>
     </w:lvl>
   </w:abstractNum>
-  <w:num w:numId="1">
+  <w:num w:numId="1" w16cid:durableId="1246648070">
     <w:abstractNumId w:val="3"/>
   </w:num>
-  <w:num w:numId="2">
+  <w:num w:numId="2" w16cid:durableId="1505900693">
     <w:abstractNumId w:val="1"/>
   </w:num>
-  <w:num w:numId="3">
-    <w:abstractNumId w:val="4"/>
+  <w:num w:numId="3" w16cid:durableId="2092196882">
+    <w:abstractNumId w:val="5"/>
   </w:num>
-  <w:num w:numId="4">
+  <w:num w:numId="4" w16cid:durableId="86970268">
     <w:abstractNumId w:val="0"/>
   </w:num>
-  <w:num w:numId="5">
+  <w:num w:numId="5" w16cid:durableId="1220366389">
     <w:abstractNumId w:val="2"/>
+  </w:num>
+  <w:num w:numId="6" w16cid:durableId="349065096">
+    <w:abstractNumId w:val="4"/>
   </w:num>
 </w:numbering>
 </file>
 
 <file path=word/styles.xml><?xml version="1.0" encoding="utf-8"?>
-<w:styles xmlns:mc="http://schemas.openxmlformats.org/markup-compatibility/2006" xmlns:r="http://schemas.openxmlformats.org/officeDocument/2006/relationships" xmlns:w="http://schemas.openxmlformats.org/wordprocessingml/2006/main" xmlns:w14="http://schemas.microsoft.com/office/word/2010/wordml" xmlns:w15="http://schemas.microsoft.com/office/word/2012/wordml" xmlns:w16cex="http://schemas.microsoft.com/office/word/2018/wordml/cex" xmlns:w16cid="http://schemas.microsoft.com/office/word/2016/wordml/cid" xmlns:w16="http://schemas.microsoft.com/office/word/2018/wordml" xmlns:w16sdtdh="http://schemas.microsoft.com/office/word/2020/wordml/sdtdatahash" xmlns:w16se="http://schemas.microsoft.com/office/word/2015/wordml/symex" mc:Ignorable="w14 w15 w16se w16cid w16 w16cex w16sdtdh">
+<w:styles xmlns:mc="http://schemas.openxmlformats.org/markup-compatibility/2006" xmlns:r="http://schemas.openxmlformats.org/officeDocument/2006/relationships" xmlns:w="http://schemas.openxmlformats.org/wordprocessingml/2006/main" xmlns:w14="http://schemas.microsoft.com/office/word/2010/wordml" xmlns:w15="http://schemas.microsoft.com/office/word/2012/wordml" xmlns:w16cex="http://schemas.microsoft.com/office/word/2018/wordml/cex" xmlns:w16cid="http://schemas.microsoft.com/office/word/2016/wordml/cid" xmlns:w16="http://schemas.microsoft.com/office/word/2018/wordml" xmlns:w16du="http://schemas.microsoft.com/office/word/2023/wordml/word16du" xmlns:w16sdtdh="http://schemas.microsoft.com/office/word/2020/wordml/sdtdatahash" xmlns:w16sdtfl="http://schemas.microsoft.com/office/word/2024/wordml/sdtformatlock" xmlns:w16se="http://schemas.microsoft.com/office/word/2015/wordml/symex" mc:Ignorable="w14 w15 w16se w16cid w16 w16cex w16sdtdh w16sdtfl w16du">
   <w:docDefaults>
     <w:rPrDefault>
       <w:rPr>
